--- a/por/docx/31.content.docx
+++ b/por/docx/31.content.docx
@@ -4,39 +4,88 @@
   <w:body>
     <w:p/>
     <w:p>
-      <w:r/>
+      <w:pPr/>
+      <w:r>
+        <w:rPr>
+          <w:lang w:val="pt_PT" w:bidi="pt_PT"/>
+        </w:rPr>
+      </w:r>
     </w:p>
     <w:p>
       <w:pPr>
         <w:pStyle w:val="Heading2"/>
       </w:pPr>
       <w:r>
-        <w:t>License Information</w:t>
-      </w:r>
-      <w:r/>
+        <w:rPr>
+          <w:lang w:val="pt_PT" w:bidi="pt_PT"/>
+        </w:rPr>
+        <w:t>Resource: Notas de Tradução (unfoldingWord)</w:t>
+      </w:r>
+      <w:r>
+        <w:rPr>
+          <w:lang w:val="pt_PT" w:bidi="pt_PT"/>
+        </w:rPr>
+      </w:r>
     </w:p>
     <w:p>
-      <w:r/>
+      <w:pPr>
+        <w:pStyle w:val="Heading2"/>
+      </w:pPr>
+      <w:r>
+        <w:rPr>
+          <w:lang w:val="pt_PT" w:bidi="pt_PT"/>
+        </w:rPr>
+        <w:t>License Information</w:t>
+      </w:r>
+      <w:r>
+        <w:rPr>
+          <w:lang w:val="pt_PT" w:bidi="pt_PT"/>
+        </w:rPr>
+      </w:r>
+    </w:p>
+    <w:p>
+      <w:pPr/>
+      <w:r>
+        <w:rPr>
+          <w:lang w:val="pt_PT" w:bidi="pt_PT"/>
+        </w:rPr>
+      </w:r>
       <w:r>
         <w:rPr>
           <w:b/>
-        </w:rPr>
-        <w:t>Translation Notes (unfoldingWord)</w:t>
-      </w:r>
-      <w:r>
+          <w:lang w:val="pt_PT" w:bidi="pt_PT"/>
+        </w:rPr>
+        <w:t>Notas de Tradução (unfoldingWord)</w:t>
+      </w:r>
+      <w:r>
+        <w:rPr>
+          <w:lang w:val="pt_PT" w:bidi="pt_PT"/>
+        </w:rPr>
         <w:t xml:space="preserve"> (Portuguese) is based on</w:t>
       </w:r>
       <w:r>
+        <w:rPr>
+          <w:lang w:val="pt_PT" w:bidi="pt_PT"/>
+        </w:rPr>
         <w:t xml:space="preserve">: </w:t>
       </w:r>
       <w:r>
+        <w:rPr>
+          <w:lang w:val="pt_PT" w:bidi="pt_PT"/>
+        </w:rPr>
         <w:t>unfoldingWord® Translation Notes</w:t>
       </w:r>
       <w:r>
+        <w:rPr>
+          <w:lang w:val="pt_PT" w:bidi="pt_PT"/>
+        </w:rPr>
         <w:t xml:space="preserve">, </w:t>
       </w:r>
       <w:hyperlink r:id="rId13">
         <w:r>
+          <w:rPr>
+            <w:lang w:val="pt_PT" w:bidi="pt_PT"/>
+          </w:rPr>
           <w:rPr>
             <w:color w:val="0000EE"/>
             <w:u w:val="single"/>
@@ -45,10 +94,16 @@
         </w:r>
       </w:hyperlink>
       <w:r>
+        <w:rPr>
+          <w:lang w:val="pt_PT" w:bidi="pt_PT"/>
+        </w:rPr>
         <w:t xml:space="preserve">, 2022, which is licensed under a </w:t>
       </w:r>
       <w:hyperlink r:id="rId14">
         <w:r>
+          <w:rPr>
+            <w:lang w:val="pt_PT" w:bidi="pt_PT"/>
+          </w:rPr>
           <w:rPr>
             <w:color w:val="0000EE"/>
             <w:u w:val="single"/>
@@ -57,24 +112,50 @@
         </w:r>
       </w:hyperlink>
       <w:r>
+        <w:rPr>
+          <w:lang w:val="pt_PT" w:bidi="pt_PT"/>
+        </w:rPr>
         <w:t>.</w:t>
       </w:r>
-      <w:r/>
+      <w:r>
+        <w:rPr>
+          <w:lang w:val="pt_PT" w:bidi="pt_PT"/>
+        </w:rPr>
+      </w:r>
     </w:p>
     <w:p>
-      <w:r/>
-      <w:r>
+      <w:pPr/>
+      <w:r>
+        <w:rPr>
+          <w:lang w:val="pt_PT" w:bidi="pt_PT"/>
+        </w:rPr>
+      </w:r>
+      <w:r>
+        <w:rPr>
+          <w:lang w:val="pt_PT" w:bidi="pt_PT"/>
+        </w:rPr>
         <w:t>This PDF version is provided under the same license.</w:t>
       </w:r>
-      <w:r/>
-      <w:r/>
+      <w:r>
+        <w:rPr>
+          <w:lang w:val="pt_PT" w:bidi="pt_PT"/>
+        </w:rPr>
+      </w:r>
+      <w:r>
+        <w:rPr>
+          <w:lang w:val="pt_PT" w:bidi="pt_PT"/>
+        </w:rPr>
+      </w:r>
     </w:p>
     <w:p>
       <w:pPr>
         <w:pStyle w:val="Heading1"/>
       </w:pPr>
       <w:r>
-        <w:t>Translation Notes (unfoldingWord)</w:t>
+        <w:rPr>
+          <w:lang w:val="pt_PT" w:bidi="pt_PT"/>
+        </w:rPr>
+        <w:t>Notas de Tradução (unfoldingWord)</w:t>
       </w:r>
     </w:p>
     <w:p>
@@ -96,31 +177,154 @@
       </w:pPr>
     </w:p>
     <w:p>
-      <w:r/>
+      <w:pPr/>
+      <w:r>
+        <w:rPr>
+          <w:lang w:val="pt_PT" w:bidi="pt_PT"/>
+        </w:rPr>
+      </w:r>
     </w:p>
     <w:p>
       <w:pPr>
         <w:pStyle w:val="Heading2"/>
       </w:pPr>
       <w:r>
-        <w:t>Obadias - Introdução</w:t>
-      </w:r>
-      <w:r/>
+        <w:rPr>
+          <w:lang w:val="pt_PT" w:bidi="pt_PT"/>
+        </w:rPr>
+        <w:t>OBA</w:t>
+      </w:r>
+      <w:r>
+        <w:rPr>
+          <w:lang w:val="pt_PT" w:bidi="pt_PT"/>
+        </w:rPr>
+      </w:r>
     </w:p>
     <w:p>
-      <w:pPr>
-        <w:pStyle w:val="Heading3"/>
-      </w:pPr>
-      <w:r>
-        <w:t>Parte 1: Introdução Geral</w:t>
+      <w:pPr/>
+      <w:r>
+        <w:rPr>
+          <w:lang w:val="pt_PT" w:bidi="pt_PT"/>
+        </w:rPr>
+      </w:r>
+      <w:r>
+        <w:rPr>
+          <w:i/>
+          <w:lang w:val="pt_PT" w:bidi="pt_PT"/>
+        </w:rPr>
+        <w:t>Obadias - Introdução</w:t>
+      </w:r>
+      <w:r>
+        <w:rPr>
+          <w:lang w:val="pt_PT" w:bidi="pt_PT"/>
+        </w:rPr>
       </w:r>
     </w:p>
     <w:p>
+      <w:pPr/>
+      <w:r>
+        <w:rPr>
+          <w:lang w:val="pt_PT" w:bidi="pt_PT"/>
+        </w:rPr>
+      </w:r>
+      <w:r>
+        <w:rPr>
+          <w:lang w:val="pt_PT" w:bidi="pt_PT"/>
+        </w:rPr>
+        <w:t xml:space="preserve"> </w:t>
+      </w:r>
+      <w:r>
+        <w:rPr>
+          <w:lang w:val="pt_PT" w:bidi="pt_PT"/>
+        </w:rPr>
+      </w:r>
+      <w:r>
+        <w:rPr>
+          <w:lang w:val="pt_PT" w:bidi="pt_PT"/>
+        </w:rPr>
+      </w:r>
+    </w:p>
+    <w:p>
+      <w:pPr>
+        <w:sectPr>
+          <w:footnotePr>
+            <w:numRestart w:val="eachSect"/>
+          </w:footnotePr>
+          <w:type w:val="continuous"/>
+          <w:pgSz w:w="12240" w:h="15840" w:code="1"/>
+          <w:pgMar w:top="1440" w:right="1440" w:bottom="1440" w:left="1440" w:header="504" w:footer="504" w:gutter="0"/>
+          <w:cols w:space="708"/>
+          <w:titlePg/>
+          <w:docGrid w:linePitch="360"/>
+        </w:sectPr>
+      </w:pPr>
+    </w:p>
+    <w:p>
+      <w:pPr/>
+      <w:r>
+        <w:rPr>
+          <w:lang w:val="pt_PT" w:bidi="pt_PT"/>
+        </w:rPr>
+      </w:r>
+    </w:p>
+    <w:p>
+      <w:pPr>
+        <w:pStyle w:val="Heading2"/>
+      </w:pPr>
+      <w:r>
+        <w:rPr>
+          <w:lang w:val="pt_PT" w:bidi="pt_PT"/>
+        </w:rPr>
+        <w:t>Obadias - Introdução</w:t>
+      </w:r>
+      <w:r>
+        <w:rPr>
+          <w:lang w:val="pt_PT" w:bidi="pt_PT"/>
+        </w:rPr>
+      </w:r>
+    </w:p>
+    <w:p>
+      <w:pPr>
+        <w:pStyle w:val="Heading3"/>
+      </w:pPr>
+      <w:r>
+        <w:rPr>
+          <w:lang w:val="pt_PT" w:bidi="pt_PT"/>
+        </w:rPr>
+        <w:t>Parte 1: Introdução Geral</w:t>
+      </w:r>
+    </w:p>
+    <w:p>
       <w:pPr>
         <w:pStyle w:val="Heading4"/>
       </w:pPr>
       <w:r>
+        <w:rPr>
+          <w:lang w:val="pt_PT" w:bidi="pt_PT"/>
+        </w:rPr>
         <w:t>Esboço do Livro de Obadias</w:t>
+      </w:r>
+    </w:p>
+    <w:p>
+      <w:pPr>
+        <w:pStyle w:val="ListNumber"/>
+        <w:numPr>
+          <w:ilvl w:val="0"/>
+          <w:numId w:val="14"/>
+        </w:numPr>
+        <w:spacing w:line="240" w:lineRule="auto"/>
+        <w:ind w:left="720"/>
+      </w:pPr>
+      <w:r>
+        <w:rPr>
+          <w:lang w:val="pt_PT" w:bidi="pt_PT"/>
+        </w:rPr>
+      </w:r>
+      <w:r>
+        <w:rPr>
+          <w:lang w:val="pt_PT" w:bidi="pt_PT"/>
+        </w:rPr>
+        <w:t>Yahweh julgará Edom (1.1–16) A. Yahweh destruirá Edom (1.1–9) B. Por que Yahweh destruirá Edom (1.10–14)</w:t>
       </w:r>
     </w:p>
     <w:p>
@@ -129,9 +333,16 @@
         <w:spacing w:line="240" w:lineRule="auto"/>
         <w:ind w:left="720"/>
       </w:pPr>
-      <w:r/>
-      <w:r>
-        <w:t>Yahweh julgará Edom (1.1–16) A. Yahweh destruirá Edom (1.1–9) B. Por que Yahweh destruirá Edom (1.10–14)</w:t>
+      <w:r>
+        <w:rPr>
+          <w:lang w:val="pt_PT" w:bidi="pt_PT"/>
+        </w:rPr>
+      </w:r>
+      <w:r>
+        <w:rPr>
+          <w:lang w:val="pt_PT" w:bidi="pt_PT"/>
+        </w:rPr>
+        <w:t>Yahweh julgará as nações (1.15–16)</w:t>
       </w:r>
     </w:p>
     <w:p>
@@ -140,135 +351,223 @@
         <w:spacing w:line="240" w:lineRule="auto"/>
         <w:ind w:left="720"/>
       </w:pPr>
-      <w:r/>
-      <w:r>
-        <w:t>Yahweh julgará as nações (1.15–16)</w:t>
+      <w:r>
+        <w:rPr>
+          <w:lang w:val="pt_PT" w:bidi="pt_PT"/>
+        </w:rPr>
+      </w:r>
+      <w:r>
+        <w:rPr>
+          <w:lang w:val="pt_PT" w:bidi="pt_PT"/>
+        </w:rPr>
+        <w:t>Yahweh libertará seu povo (1.17–21)</w:t>
       </w:r>
     </w:p>
     <w:p>
       <w:pPr>
-        <w:pStyle w:val="ListNumber"/>
-        <w:spacing w:line="240" w:lineRule="auto"/>
-        <w:ind w:left="720"/>
-      </w:pPr>
-      <w:r/>
-      <w:r>
-        <w:t>Yahweh libertará seu povo (1.17–21)</w:t>
+        <w:pStyle w:val="Heading4"/>
+      </w:pPr>
+      <w:r>
+        <w:rPr>
+          <w:lang w:val="pt_PT" w:bidi="pt_PT"/>
+        </w:rPr>
+        <w:t>Qual é o tema do livro de Obadias?</w:t>
       </w:r>
     </w:p>
     <w:p>
-      <w:pPr>
-        <w:pStyle w:val="Heading4"/>
-      </w:pPr>
-      <w:r>
-        <w:t>Qual é o tema do livro de Obadias?</w:t>
+      <w:pPr/>
+      <w:r>
+        <w:rPr>
+          <w:lang w:val="pt_PT" w:bidi="pt_PT"/>
+        </w:rPr>
+      </w:r>
+      <w:r>
+        <w:rPr>
+          <w:lang w:val="pt_PT" w:bidi="pt_PT"/>
+        </w:rPr>
+        <w:t>Após a nação de Babilônia destruir Jerusalém, os edomitas (da terra vizinha de Edom) capturaram os judeus que estavam fugindo. Em seguida, entregaram esses judeus à Babilônia. O Livro de Obadias trata de Yahweh julgando os edomitas por prejudicarem seu povo. Este livro seria reconfortante para o povo de Judá que havia sido capturado e forçado a viver na Babilônia.</w:t>
       </w:r>
     </w:p>
     <w:p>
-      <w:r/>
-      <w:r>
-        <w:t>Após a nação de Babilônia destruir Jerusalém, os edomitas (da terra vizinha de Edom) capturaram os judeus que estavam fugindo. Em seguida, entregaram esses judeus à Babilônia. O Livro de Obadias trata de Yahweh julgando os edomitas por prejudicarem seu povo. Este livro seria reconfortante para o povo de Judá que havia sido capturado e forçado a viver na Babilônia.</w:t>
+      <w:pPr>
+        <w:pStyle w:val="Heading4"/>
+      </w:pPr>
+      <w:r>
+        <w:rPr>
+          <w:lang w:val="pt_PT" w:bidi="pt_PT"/>
+        </w:rPr>
+        <w:t>Como deve ser traduzido o título deste livro?</w:t>
       </w:r>
     </w:p>
     <w:p>
-      <w:pPr>
-        <w:pStyle w:val="Heading4"/>
-      </w:pPr>
-      <w:r>
-        <w:t>Como deve ser traduzido o título deste livro?</w:t>
+      <w:pPr/>
+      <w:r>
+        <w:rPr>
+          <w:lang w:val="pt_PT" w:bidi="pt_PT"/>
+        </w:rPr>
+      </w:r>
+      <w:r>
+        <w:rPr>
+          <w:lang w:val="pt_PT" w:bidi="pt_PT"/>
+        </w:rPr>
+        <w:t xml:space="preserve">Este livro é tradicionalmente intitulado "O livro de Obadias" ou apenas "Obadias". Os tradutores podem optar por usar um título mais claro, como "A mensagem de Obadias". (Veja: </w:t>
+      </w:r>
+      <w:r>
+        <w:rPr>
+          <w:lang w:val="pt_PT" w:bidi="pt_PT"/>
+        </w:rPr>
+        <w:t>Como traduzir nomes</w:t>
+      </w:r>
+      <w:r>
+        <w:rPr>
+          <w:lang w:val="pt_PT" w:bidi="pt_PT"/>
+        </w:rPr>
+        <w:t>)</w:t>
       </w:r>
     </w:p>
     <w:p>
-      <w:r/>
-      <w:r>
-        <w:t xml:space="preserve">Este livro é tradicionalmente intitulado "O livro de Obadias" ou apenas "Obadias". Os tradutores podem optar por usar um título mais claro, como "A mensagem de Obadias". (Veja: </w:t>
-      </w:r>
-      <w:r>
-        <w:t>Como traduzir nomes</w:t>
-      </w:r>
-      <w:r>
-        <w:t>)</w:t>
+      <w:pPr>
+        <w:pStyle w:val="Heading4"/>
+      </w:pPr>
+      <w:r>
+        <w:rPr>
+          <w:lang w:val="pt_PT" w:bidi="pt_PT"/>
+        </w:rPr>
+        <w:t>Quem foi o autor do Livro de Obadias?</w:t>
       </w:r>
     </w:p>
     <w:p>
-      <w:pPr>
-        <w:pStyle w:val="Heading4"/>
-      </w:pPr>
-      <w:r>
-        <w:t>Quem foi o autor do Livro de Obadias?</w:t>
+      <w:pPr/>
+      <w:r>
+        <w:rPr>
+          <w:lang w:val="pt_PT" w:bidi="pt_PT"/>
+        </w:rPr>
+      </w:r>
+      <w:r>
+        <w:rPr>
+          <w:lang w:val="pt_PT" w:bidi="pt_PT"/>
+        </w:rPr>
+        <w:t>O profeta Obadias provavelmente escreveu este livro. Não sabemos mais nada sobre Obadias. Seu nome em hebraico significa "Servo de Yahweh".</w:t>
       </w:r>
     </w:p>
     <w:p>
-      <w:r/>
-      <w:r>
-        <w:t>O profeta Obadias provavelmente escreveu este livro. Não sabemos mais nada sobre Obadias. Seu nome em hebraico significa "Servo de Yahweh".</w:t>
+      <w:pPr>
+        <w:pStyle w:val="Heading3"/>
+      </w:pPr>
+      <w:r>
+        <w:rPr>
+          <w:lang w:val="pt_PT" w:bidi="pt_PT"/>
+        </w:rPr>
+        <w:t>Parte 2: Conceitos religiosos e culturais importantes</w:t>
       </w:r>
     </w:p>
     <w:p>
       <w:pPr>
-        <w:pStyle w:val="Heading3"/>
-      </w:pPr>
-      <w:r>
-        <w:t>Parte 2: Conceitos religiosos e culturais importantes</w:t>
+        <w:pStyle w:val="Heading4"/>
+      </w:pPr>
+      <w:r>
+        <w:rPr>
+          <w:lang w:val="pt_PT" w:bidi="pt_PT"/>
+        </w:rPr>
+        <w:t>Qual era a relação entre Edom e Israel?</w:t>
       </w:r>
     </w:p>
     <w:p>
-      <w:pPr>
-        <w:pStyle w:val="Heading4"/>
-      </w:pPr>
-      <w:r>
-        <w:t>Qual era a relação entre Edom e Israel?</w:t>
+      <w:pPr/>
+      <w:r>
+        <w:rPr>
+          <w:lang w:val="pt_PT" w:bidi="pt_PT"/>
+        </w:rPr>
+      </w:r>
+      <w:r>
+        <w:rPr>
+          <w:lang w:val="pt_PT" w:bidi="pt_PT"/>
+        </w:rPr>
+        <w:t>Obadias referiu-se a Edom como o irmão de Israel porque os edomitas descendiam de Esaú e os israelitas de Jacó. Jacó e Esaú eram irmãos gêmeos, o que tornou a traição de Edom a Israel ainda pior. As notas também se referem aos israelitas como o povo de Judá. Judá era a parte de Israel que sobreviveu à destruição anterior pela Assíria e foi posteriormente capturada pela Babilônia quando Edom não os ajudou.</w:t>
       </w:r>
     </w:p>
     <w:p>
-      <w:r/>
-      <w:r>
-        <w:t>Obadias referiu-se a Edom como o irmão de Israel porque os edomitas descendiam de Esaú e os israelitas de Jacó. Jacó e Esaú eram irmãos gêmeos, o que tornou a traição de Edom a Israel ainda pior. As notas também se referem aos israelitas como o povo de Judá. Judá era a parte de Israel que sobreviveu à destruição anterior pela Assíria e foi posteriormente capturada pela Babilônia quando Edom não os ajudou.</w:t>
+      <w:pPr>
+        <w:pStyle w:val="Heading3"/>
+      </w:pPr>
+      <w:r>
+        <w:rPr>
+          <w:lang w:val="pt_PT" w:bidi="pt_PT"/>
+        </w:rPr>
+        <w:t>Parte 3: Questões importantes de tradução</w:t>
       </w:r>
     </w:p>
     <w:p>
       <w:pPr>
-        <w:pStyle w:val="Heading3"/>
-      </w:pPr>
-      <w:r>
-        <w:t>Parte 3: Questões importantes de tradução</w:t>
+        <w:pStyle w:val="Heading4"/>
+      </w:pPr>
+      <w:r>
+        <w:rPr>
+          <w:lang w:val="pt_PT" w:bidi="pt_PT"/>
+        </w:rPr>
+        <w:t>Como posso traduzir o conceito de "orgulho"?</w:t>
       </w:r>
     </w:p>
     <w:p>
-      <w:pPr>
-        <w:pStyle w:val="Heading4"/>
-      </w:pPr>
-      <w:r>
-        <w:t>Como posso traduzir o conceito de "orgulho"?</w:t>
+      <w:pPr/>
+      <w:r>
+        <w:rPr>
+          <w:lang w:val="pt_PT" w:bidi="pt_PT"/>
+        </w:rPr>
+      </w:r>
+      <w:r>
+        <w:rPr>
+          <w:lang w:val="pt_PT" w:bidi="pt_PT"/>
+        </w:rPr>
+        <w:t xml:space="preserve">O livro de Obadias fala sobre o orgulho de Edom. Isso significava que os edomitas acreditavam que nem seus inimigos nem Yahweh poderiam derrotá-los. (Veja: </w:t>
+      </w:r>
+      <w:r>
+        <w:rPr>
+          <w:lang w:val="pt_PT" w:bidi="pt_PT"/>
+        </w:rPr>
+        <w:t>Orgulho</w:t>
+      </w:r>
+      <w:r>
+        <w:rPr>
+          <w:lang w:val="pt_PT" w:bidi="pt_PT"/>
+        </w:rPr>
+        <w:t>)</w:t>
       </w:r>
     </w:p>
     <w:p>
-      <w:r/>
-      <w:r>
-        <w:t xml:space="preserve">O livro de Obadias fala sobre o orgulho de Edom. Isso significava que os edomitas acreditavam que nem seus inimigos nem Yahweh poderiam derrotá-los. (Veja: </w:t>
-      </w:r>
-      <w:r>
-        <w:t>Orgulho</w:t>
-      </w:r>
-      <w:r>
-        <w:t>)</w:t>
+      <w:pPr>
+        <w:pStyle w:val="Heading4"/>
+      </w:pPr>
+      <w:r>
+        <w:rPr>
+          <w:lang w:val="pt_PT" w:bidi="pt_PT"/>
+        </w:rPr>
+        <w:t>Quando Obadias se dirige a Edom, devo usar a forma singular ou plural de "você"?</w:t>
       </w:r>
     </w:p>
     <w:p>
-      <w:pPr>
-        <w:pStyle w:val="Heading4"/>
-      </w:pPr>
-      <w:r>
-        <w:t>Quando Obadias se dirige a Edom, devo usar a forma singular ou plural de "você"?</w:t>
-      </w:r>
-    </w:p>
-    <w:p>
-      <w:r/>
-      <w:r>
+      <w:pPr/>
+      <w:r>
+        <w:rPr>
+          <w:lang w:val="pt_PT" w:bidi="pt_PT"/>
+        </w:rPr>
+      </w:r>
+      <w:r>
+        <w:rPr>
+          <w:lang w:val="pt_PT" w:bidi="pt_PT"/>
+        </w:rPr>
         <w:t>Obadias se dirigiu ao povo de Edom referindo-se a eles como a nação de Edom, usando uma forma singular na língua original. No entanto, se você estiver utilizando uma linguagem mais simples e quiser que sua tradução deixe claro que está se dirigindo ao povo de Edom, poderia usar uma forma plural.</w:t>
       </w:r>
-      <w:r/>
-      <w:r/>
+      <w:r>
+        <w:rPr>
+          <w:lang w:val="pt_PT" w:bidi="pt_PT"/>
+        </w:rPr>
+      </w:r>
+      <w:r>
+        <w:rPr>
+          <w:lang w:val="pt_PT" w:bidi="pt_PT"/>
+        </w:rPr>
+      </w:r>
     </w:p>
     <w:sectPr>
       <w:footnotePr>
@@ -2160,6 +2459,12 @@
   <w:num w:numId="13" w16cid:durableId="592781308">
     <w:abstractNumId w:val="11"/>
   </w:num>
+  <w:num w:numId="14">
+    <w:abstractNumId w:val="3"/>
+    <w:lvlOverride w:ilvl="0">
+      <w:startOverride w:val="1"/>
+    </w:lvlOverride>
+  </w:num>
   <w:numIdMacAtCleanup w:val="10"/>
 </w:numbering>
 </file>
@@ -2170,7 +2475,7 @@
     <w:rPrDefault>
       <w:rPr>
         <w:rFonts w:ascii="Times New Roman" w:eastAsia="Times New Roman" w:hAnsi="Times New Roman" w:cs="Times New Roman"/>
-        <w:lang w:val="en-US" w:eastAsia="en-US" w:bidi="ar-SA"/>
+        <w:lang w:val="pt_PT" w:eastAsia="en-US" w:bidi="ar-SA"/>
       </w:rPr>
     </w:rPrDefault>
     <w:pPrDefault/>

--- a/por/docx/31.content.docx
+++ b/por/docx/31.content.docx
@@ -28,22 +28,6 @@
       </w:r>
     </w:p>
     <w:p>
-      <w:pPr>
-        <w:pStyle w:val="Heading2"/>
-      </w:pPr>
-      <w:r>
-        <w:rPr>
-          <w:lang w:val="pt_PT" w:bidi="pt_PT"/>
-        </w:rPr>
-        <w:t>License Information</w:t>
-      </w:r>
-      <w:r>
-        <w:rPr>
-          <w:lang w:val="pt_PT" w:bidi="pt_PT"/>
-        </w:rPr>
-      </w:r>
-    </w:p>
-    <w:p>
       <w:pPr/>
       <w:r>
         <w:rPr>
@@ -55,86 +39,37 @@
           <w:b/>
           <w:lang w:val="pt_PT" w:bidi="pt_PT"/>
         </w:rPr>
-        <w:t>Notas de Tradução (unfoldingWord)</w:t>
-      </w:r>
-      <w:r>
-        <w:rPr>
-          <w:lang w:val="pt_PT" w:bidi="pt_PT"/>
-        </w:rPr>
-        <w:t xml:space="preserve"> (Portuguese) is based on</w:t>
-      </w:r>
-      <w:r>
-        <w:rPr>
-          <w:lang w:val="pt_PT" w:bidi="pt_PT"/>
-        </w:rPr>
-        <w:t xml:space="preserve">: </w:t>
-      </w:r>
-      <w:r>
-        <w:rPr>
-          <w:lang w:val="pt_PT" w:bidi="pt_PT"/>
-        </w:rPr>
         <w:t>unfoldingWord® Translation Notes</w:t>
       </w:r>
       <w:r>
         <w:rPr>
           <w:lang w:val="pt_PT" w:bidi="pt_PT"/>
         </w:rPr>
-        <w:t xml:space="preserve">, </w:t>
-      </w:r>
-      <w:hyperlink r:id="rId13">
-        <w:r>
-          <w:rPr>
-            <w:lang w:val="pt_PT" w:bidi="pt_PT"/>
-          </w:rPr>
-          <w:rPr>
-            <w:color w:val="0000EE"/>
-            <w:u w:val="single"/>
-          </w:rPr>
-          <w:t>unfoldingWord</w:t>
-        </w:r>
-      </w:hyperlink>
-      <w:r>
-        <w:rPr>
-          <w:lang w:val="pt_PT" w:bidi="pt_PT"/>
-        </w:rPr>
-        <w:t xml:space="preserve">, 2022, which is licensed under a </w:t>
-      </w:r>
-      <w:hyperlink r:id="rId14">
-        <w:r>
-          <w:rPr>
-            <w:lang w:val="pt_PT" w:bidi="pt_PT"/>
-          </w:rPr>
-          <w:rPr>
-            <w:color w:val="0000EE"/>
-            <w:u w:val="single"/>
-          </w:rPr>
-          <w:t>CC BY-SA 4.0 license</w:t>
-        </w:r>
-      </w:hyperlink>
-      <w:r>
-        <w:rPr>
-          <w:lang w:val="pt_PT" w:bidi="pt_PT"/>
-        </w:rPr>
-        <w:t>.</w:t>
-      </w:r>
-      <w:r>
-        <w:rPr>
-          <w:lang w:val="pt_PT" w:bidi="pt_PT"/>
-        </w:rPr>
-      </w:r>
-    </w:p>
-    <w:p>
-      <w:pPr/>
-      <w:r>
-        <w:rPr>
-          <w:lang w:val="pt_PT" w:bidi="pt_PT"/>
-        </w:rPr>
-      </w:r>
-      <w:r>
-        <w:rPr>
-          <w:lang w:val="pt_PT" w:bidi="pt_PT"/>
-        </w:rPr>
-        <w:t>This PDF version is provided under the same license.</w:t>
+        <w:t xml:space="preserve"> © 2022 unfoldingWord. Released under CC BY-SA 4.0 license. </w:t>
+      </w:r>
+      <w:r>
+        <w:rPr>
+          <w:lang w:val="pt_PT" w:bidi="pt_PT"/>
+        </w:rPr>
+        <w:t>unfoldingWord® Translation Notes</w:t>
+      </w:r>
+      <w:r>
+        <w:rPr>
+          <w:lang w:val="pt_PT" w:bidi="pt_PT"/>
+        </w:rPr>
+        <w:t xml:space="preserve"> has been adapted in the following languages: Tok Pisin, Arabic (عربي), French (Français), Hindi (हिंदी), Indonesian (Bahasa Indonesia), Portuguese (Português), Russian (Русский), Spanish (Español), Swahili (Kiswahili), and Simplified Chinese (简体中文) from </w:t>
+      </w:r>
+      <w:r>
+        <w:rPr>
+          <w:lang w:val="pt_PT" w:bidi="pt_PT"/>
+        </w:rPr>
+        <w:t>unfoldingWord® Translation Notes</w:t>
+      </w:r>
+      <w:r>
+        <w:rPr>
+          <w:lang w:val="pt_PT" w:bidi="pt_PT"/>
+        </w:rPr>
+        <w:t xml:space="preserve"> © 2022 unfoldingWord. Released under CC BY-SA 4.0 license by Mission Mutual</w:t>
       </w:r>
       <w:r>
         <w:rPr>

--- a/por/docx/31.content.docx
+++ b/por/docx/31.content.docx
@@ -28,6 +28,22 @@
       </w:r>
     </w:p>
     <w:p>
+      <w:pPr>
+        <w:pStyle w:val="Heading2"/>
+      </w:pPr>
+      <w:r>
+        <w:rPr>
+          <w:lang w:val="pt_PT" w:bidi="pt_PT"/>
+        </w:rPr>
+        <w:t>License Information</w:t>
+      </w:r>
+      <w:r>
+        <w:rPr>
+          <w:lang w:val="pt_PT" w:bidi="pt_PT"/>
+        </w:rPr>
+      </w:r>
+    </w:p>
+    <w:p>
       <w:pPr/>
       <w:r>
         <w:rPr>
@@ -39,37 +55,86 @@
           <w:b/>
           <w:lang w:val="pt_PT" w:bidi="pt_PT"/>
         </w:rPr>
+        <w:t>Notas de Tradução (unfoldingWord)</w:t>
+      </w:r>
+      <w:r>
+        <w:rPr>
+          <w:lang w:val="pt_PT" w:bidi="pt_PT"/>
+        </w:rPr>
+        <w:t xml:space="preserve"> (Portuguese) is based on</w:t>
+      </w:r>
+      <w:r>
+        <w:rPr>
+          <w:lang w:val="pt_PT" w:bidi="pt_PT"/>
+        </w:rPr>
+        <w:t xml:space="preserve">: </w:t>
+      </w:r>
+      <w:r>
+        <w:rPr>
+          <w:lang w:val="pt_PT" w:bidi="pt_PT"/>
+        </w:rPr>
         <w:t>unfoldingWord® Translation Notes</w:t>
       </w:r>
       <w:r>
         <w:rPr>
           <w:lang w:val="pt_PT" w:bidi="pt_PT"/>
         </w:rPr>
-        <w:t xml:space="preserve"> © 2022 unfoldingWord. Released under CC BY-SA 4.0 license. </w:t>
-      </w:r>
-      <w:r>
-        <w:rPr>
-          <w:lang w:val="pt_PT" w:bidi="pt_PT"/>
-        </w:rPr>
-        <w:t>unfoldingWord® Translation Notes</w:t>
-      </w:r>
-      <w:r>
-        <w:rPr>
-          <w:lang w:val="pt_PT" w:bidi="pt_PT"/>
-        </w:rPr>
-        <w:t xml:space="preserve"> has been adapted in the following languages: Tok Pisin, Arabic (عربي), French (Français), Hindi (हिंदी), Indonesian (Bahasa Indonesia), Portuguese (Português), Russian (Русский), Spanish (Español), Swahili (Kiswahili), and Simplified Chinese (简体中文) from </w:t>
-      </w:r>
-      <w:r>
-        <w:rPr>
-          <w:lang w:val="pt_PT" w:bidi="pt_PT"/>
-        </w:rPr>
-        <w:t>unfoldingWord® Translation Notes</w:t>
-      </w:r>
-      <w:r>
-        <w:rPr>
-          <w:lang w:val="pt_PT" w:bidi="pt_PT"/>
-        </w:rPr>
-        <w:t xml:space="preserve"> © 2022 unfoldingWord. Released under CC BY-SA 4.0 license by Mission Mutual</w:t>
+        <w:t xml:space="preserve">, </w:t>
+      </w:r>
+      <w:hyperlink r:id="rId13">
+        <w:r>
+          <w:rPr>
+            <w:lang w:val="pt_PT" w:bidi="pt_PT"/>
+          </w:rPr>
+          <w:rPr>
+            <w:color w:val="0000EE"/>
+            <w:u w:val="single"/>
+          </w:rPr>
+          <w:t>unfoldingWord</w:t>
+        </w:r>
+      </w:hyperlink>
+      <w:r>
+        <w:rPr>
+          <w:lang w:val="pt_PT" w:bidi="pt_PT"/>
+        </w:rPr>
+        <w:t xml:space="preserve">, 2022, which is licensed under a </w:t>
+      </w:r>
+      <w:hyperlink r:id="rId14">
+        <w:r>
+          <w:rPr>
+            <w:lang w:val="pt_PT" w:bidi="pt_PT"/>
+          </w:rPr>
+          <w:rPr>
+            <w:color w:val="0000EE"/>
+            <w:u w:val="single"/>
+          </w:rPr>
+          <w:t>CC BY-SA 4.0 license</w:t>
+        </w:r>
+      </w:hyperlink>
+      <w:r>
+        <w:rPr>
+          <w:lang w:val="pt_PT" w:bidi="pt_PT"/>
+        </w:rPr>
+        <w:t>.</w:t>
+      </w:r>
+      <w:r>
+        <w:rPr>
+          <w:lang w:val="pt_PT" w:bidi="pt_PT"/>
+        </w:rPr>
+      </w:r>
+    </w:p>
+    <w:p>
+      <w:pPr/>
+      <w:r>
+        <w:rPr>
+          <w:lang w:val="pt_PT" w:bidi="pt_PT"/>
+        </w:rPr>
+      </w:r>
+      <w:r>
+        <w:rPr>
+          <w:lang w:val="pt_PT" w:bidi="pt_PT"/>
+        </w:rPr>
+        <w:t>This PDF version is provided under the same license.</w:t>
       </w:r>
       <w:r>
         <w:rPr>

--- a/por/docx/31.content.docx
+++ b/por/docx/31.content.docx
@@ -128,19 +128,6 @@
           <w:lang w:val="pt_PT" w:bidi="pt_PT"/>
         </w:rPr>
         <w:t>OBA</w:t>
-      </w:r>
-      <w:r>
-        <w:rPr>
-          <w:lang w:val="pt_PT" w:bidi="pt_PT"/>
-        </w:rPr>
-      </w:r>
-    </w:p>
-    <w:p>
-      <w:pPr/>
-      <w:r>
-        <w:rPr>
-          <w:lang w:val="pt_PT" w:bidi="pt_PT"/>
-        </w:rPr>
       </w:r>
       <w:r>
         <w:rPr>

--- a/por/docx/31.content.docx
+++ b/por/docx/31.content.docx
@@ -19,7 +19,7 @@
         <w:rPr>
           <w:lang w:val="pt_PT" w:bidi="pt_PT"/>
         </w:rPr>
-        <w:t>Resource: Notas de Tradução (unfoldingWord)</w:t>
+        <w:t>Resource: unfoldingWord® Translation Notes</w:t>
       </w:r>
       <w:r>
         <w:rPr>
@@ -90,7 +90,7 @@
         <w:rPr>
           <w:lang w:val="pt_PT" w:bidi="pt_PT"/>
         </w:rPr>
-        <w:t>Notas de Tradução (unfoldingWord)</w:t>
+        <w:t>unfoldingWord® Translation Notes</w:t>
       </w:r>
     </w:p>
     <w:p>

--- a/por/docx/31.content.docx
+++ b/por/docx/31.content.docx
@@ -517,6 +517,20 @@
       </w:r>
       <w:r>
         <w:rPr>
+          <w:lang w:val="pt_PT" w:bidi="pt_PT"/>
+        </w:rPr>
+        <w:t>חֲז֖וֹן עֹֽבַדְיָ֑ה</w:t>
+      </w:r>
+    </w:p>
+    <w:p>
+      <w:pPr/>
+      <w:r>
+        <w:rPr>
+          <w:lang w:val="pt_PT" w:bidi="pt_PT"/>
+        </w:rPr>
+      </w:r>
+      <w:r>
+        <w:rPr>
           <w:b/>
           <w:lang w:val="pt_PT" w:bidi="pt_PT"/>
         </w:rPr>
@@ -750,6 +764,20 @@
       </w:r>
       <w:r>
         <w:rPr>
+          <w:lang w:val="pt_PT" w:bidi="pt_PT"/>
+        </w:rPr>
+        <w:t>ק֛וּמוּ</w:t>
+      </w:r>
+    </w:p>
+    <w:p>
+      <w:pPr/>
+      <w:r>
+        <w:rPr>
+          <w:lang w:val="pt_PT" w:bidi="pt_PT"/>
+        </w:rPr>
+      </w:r>
+      <w:r>
+        <w:rPr>
           <w:b/>
           <w:lang w:val="pt_PT" w:bidi="pt_PT"/>
         </w:rPr>
@@ -1078,6 +1106,20 @@
       </w:r>
       <w:r>
         <w:rPr>
+          <w:lang w:val="pt_PT" w:bidi="pt_PT"/>
+        </w:rPr>
+        <w:t>לַ⁠מִּלְחָמָֽה</w:t>
+      </w:r>
+    </w:p>
+    <w:p>
+      <w:pPr/>
+      <w:r>
+        <w:rPr>
+          <w:lang w:val="pt_PT" w:bidi="pt_PT"/>
+        </w:rPr>
+      </w:r>
+      <w:r>
+        <w:rPr>
           <w:b/>
           <w:lang w:val="pt_PT" w:bidi="pt_PT"/>
         </w:rPr>
@@ -1187,6 +1229,20 @@
       </w:r>
       <w:r>
         <w:rPr>
+          <w:lang w:val="pt_PT" w:bidi="pt_PT"/>
+        </w:rPr>
+        <w:t>עֹֽבַדְיָ֑ה</w:t>
+      </w:r>
+    </w:p>
+    <w:p>
+      <w:pPr/>
+      <w:r>
+        <w:rPr>
+          <w:lang w:val="pt_PT" w:bidi="pt_PT"/>
+        </w:rPr>
+      </w:r>
+      <w:r>
+        <w:rPr>
           <w:b/>
           <w:lang w:val="pt_PT" w:bidi="pt_PT"/>
         </w:rPr>
@@ -1477,6 +1533,20 @@
       </w:r>
       <w:r>
         <w:rPr>
+          <w:lang w:val="pt_PT" w:bidi="pt_PT"/>
+        </w:rPr>
+        <w:t>לֶ⁠אֱד֗וֹם</w:t>
+      </w:r>
+    </w:p>
+    <w:p>
+      <w:pPr/>
+      <w:r>
+        <w:rPr>
+          <w:lang w:val="pt_PT" w:bidi="pt_PT"/>
+        </w:rPr>
+      </w:r>
+      <w:r>
+        <w:rPr>
           <w:b/>
           <w:lang w:val="pt_PT" w:bidi="pt_PT"/>
         </w:rPr>
@@ -1612,6 +1682,20 @@
       </w:r>
       <w:r>
         <w:rPr>
+          <w:lang w:val="pt_PT" w:bidi="pt_PT"/>
+        </w:rPr>
+        <w:t>שָׁמַ֜עְנוּ</w:t>
+      </w:r>
+    </w:p>
+    <w:p>
+      <w:pPr/>
+      <w:r>
+        <w:rPr>
+          <w:lang w:val="pt_PT" w:bidi="pt_PT"/>
+        </w:rPr>
+      </w:r>
+      <w:r>
+        <w:rPr>
           <w:b/>
           <w:lang w:val="pt_PT" w:bidi="pt_PT"/>
         </w:rPr>
@@ -1722,6 +1806,20 @@
       </w:r>
       <w:r>
         <w:rPr>
+          <w:lang w:val="pt_PT" w:bidi="pt_PT"/>
+        </w:rPr>
+        <w:t>שָׁמַ֜עְנוּ</w:t>
+      </w:r>
+    </w:p>
+    <w:p>
+      <w:pPr/>
+      <w:r>
+        <w:rPr>
+          <w:lang w:val="pt_PT" w:bidi="pt_PT"/>
+        </w:rPr>
+      </w:r>
+      <w:r>
+        <w:rPr>
           <w:b/>
           <w:lang w:val="pt_PT" w:bidi="pt_PT"/>
         </w:rPr>
@@ -2045,6 +2143,20 @@
       </w:r>
       <w:r>
         <w:rPr>
+          <w:lang w:val="pt_PT" w:bidi="pt_PT"/>
+        </w:rPr>
+        <w:t>הִנֵּ֥ה קָטֹ֛ן נְתַתִּ֖י⁠ךָ</w:t>
+      </w:r>
+    </w:p>
+    <w:p>
+      <w:pPr/>
+      <w:r>
+        <w:rPr>
+          <w:lang w:val="pt_PT" w:bidi="pt_PT"/>
+        </w:rPr>
+      </w:r>
+      <w:r>
+        <w:rPr>
           <w:b/>
           <w:lang w:val="pt_PT" w:bidi="pt_PT"/>
         </w:rPr>
@@ -2168,6 +2280,20 @@
       </w:r>
       <w:r>
         <w:rPr>
+          <w:lang w:val="pt_PT" w:bidi="pt_PT"/>
+        </w:rPr>
+        <w:t>הִנֵּ֥ה</w:t>
+      </w:r>
+    </w:p>
+    <w:p>
+      <w:pPr/>
+      <w:r>
+        <w:rPr>
+          <w:lang w:val="pt_PT" w:bidi="pt_PT"/>
+        </w:rPr>
+      </w:r>
+      <w:r>
+        <w:rPr>
           <w:b/>
           <w:lang w:val="pt_PT" w:bidi="pt_PT"/>
         </w:rPr>
@@ -2787,6 +2913,20 @@
       </w:r>
       <w:r>
         <w:rPr>
+          <w:lang w:val="pt_PT" w:bidi="pt_PT"/>
+        </w:rPr>
+        <w:t>זְד֤וֹן לִבְּ⁠ךָ֙</w:t>
+      </w:r>
+    </w:p>
+    <w:p>
+      <w:pPr/>
+      <w:r>
+        <w:rPr>
+          <w:lang w:val="pt_PT" w:bidi="pt_PT"/>
+        </w:rPr>
+      </w:r>
+      <w:r>
+        <w:rPr>
           <w:b/>
           <w:lang w:val="pt_PT" w:bidi="pt_PT"/>
         </w:rPr>
@@ -3020,6 +3160,20 @@
       </w:r>
       <w:r>
         <w:rPr>
+          <w:lang w:val="pt_PT" w:bidi="pt_PT"/>
+        </w:rPr>
+        <w:t>שֹׁכְנִ֥י בְ⁠חַגְוֵי־סֶּ֖לַע</w:t>
+      </w:r>
+    </w:p>
+    <w:p>
+      <w:pPr/>
+      <w:r>
+        <w:rPr>
+          <w:lang w:val="pt_PT" w:bidi="pt_PT"/>
+        </w:rPr>
+      </w:r>
+      <w:r>
+        <w:rPr>
           <w:b/>
           <w:lang w:val="pt_PT" w:bidi="pt_PT"/>
         </w:rPr>
@@ -3259,6 +3413,20 @@
       </w:r>
       <w:r>
         <w:rPr>
+          <w:lang w:val="pt_PT" w:bidi="pt_PT"/>
+        </w:rPr>
+        <w:t>אֹמֵ֣ר בְּ⁠לִבּ֔⁠וֹ</w:t>
+      </w:r>
+    </w:p>
+    <w:p>
+      <w:pPr/>
+      <w:r>
+        <w:rPr>
+          <w:lang w:val="pt_PT" w:bidi="pt_PT"/>
+        </w:rPr>
+      </w:r>
+      <w:r>
+        <w:rPr>
           <w:b/>
           <w:lang w:val="pt_PT" w:bidi="pt_PT"/>
         </w:rPr>
@@ -3834,6 +4002,20 @@
       </w:r>
       <w:r>
         <w:rPr>
+          <w:lang w:val="pt_PT" w:bidi="pt_PT"/>
+        </w:rPr>
+        <w:t>שִׂ֣ים קִנֶּ֑⁠ךָ</w:t>
+      </w:r>
+    </w:p>
+    <w:p>
+      <w:pPr/>
+      <w:r>
+        <w:rPr>
+          <w:lang w:val="pt_PT" w:bidi="pt_PT"/>
+        </w:rPr>
+      </w:r>
+      <w:r>
+        <w:rPr>
           <w:b/>
           <w:lang w:val="pt_PT" w:bidi="pt_PT"/>
         </w:rPr>
@@ -3931,6 +4113,20 @@
       </w:r>
       <w:r>
         <w:rPr>
+          <w:lang w:val="pt_PT" w:bidi="pt_PT"/>
+        </w:rPr>
+        <w:t>מִ⁠שָּׁ֥ם אוֹרִֽידְ⁠ךָ֖</w:t>
+      </w:r>
+    </w:p>
+    <w:p>
+      <w:pPr/>
+      <w:r>
+        <w:rPr>
+          <w:lang w:val="pt_PT" w:bidi="pt_PT"/>
+        </w:rPr>
+      </w:r>
+      <w:r>
+        <w:rPr>
           <w:b/>
           <w:lang w:val="pt_PT" w:bidi="pt_PT"/>
         </w:rPr>
@@ -4041,6 +4237,20 @@
       </w:r>
       <w:r>
         <w:rPr>
+          <w:lang w:val="pt_PT" w:bidi="pt_PT"/>
+        </w:rPr>
+        <w:t>נְאֻם־יְהוָֽה</w:t>
+      </w:r>
+    </w:p>
+    <w:p>
+      <w:pPr/>
+      <w:r>
+        <w:rPr>
+          <w:lang w:val="pt_PT" w:bidi="pt_PT"/>
+        </w:rPr>
+      </w:r>
+      <w:r>
+        <w:rPr>
           <w:b/>
           <w:lang w:val="pt_PT" w:bidi="pt_PT"/>
         </w:rPr>
@@ -4157,6 +4367,20 @@
       </w:r>
       <w:r>
         <w:rPr>
+          <w:lang w:val="pt_PT" w:bidi="pt_PT"/>
+        </w:rPr>
+        <w:t>נְאֻם־יְהוָֽה</w:t>
+      </w:r>
+    </w:p>
+    <w:p>
+      <w:pPr/>
+      <w:r>
+        <w:rPr>
+          <w:lang w:val="pt_PT" w:bidi="pt_PT"/>
+        </w:rPr>
+      </w:r>
+      <w:r>
+        <w:rPr>
           <w:b/>
           <w:lang w:val="pt_PT" w:bidi="pt_PT"/>
         </w:rPr>
@@ -4479,6 +4703,20 @@
       </w:r>
       <w:r>
         <w:rPr>
+          <w:lang w:val="pt_PT" w:bidi="pt_PT"/>
+        </w:rPr>
+        <w:t>אֵ֣יךְ נִדְמֵ֔יתָה</w:t>
+      </w:r>
+    </w:p>
+    <w:p>
+      <w:pPr/>
+      <w:r>
+        <w:rPr>
+          <w:lang w:val="pt_PT" w:bidi="pt_PT"/>
+        </w:rPr>
+      </w:r>
+      <w:r>
+        <w:rPr>
           <w:b/>
           <w:lang w:val="pt_PT" w:bidi="pt_PT"/>
         </w:rPr>
@@ -4588,6 +4826,20 @@
       </w:r>
       <w:r>
         <w:rPr>
+          <w:lang w:val="pt_PT" w:bidi="pt_PT"/>
+        </w:rPr>
+        <w:t>הֲ⁠ל֥וֹא יִגְנְב֖וּ דַּיָּ֑⁠ם</w:t>
+      </w:r>
+    </w:p>
+    <w:p>
+      <w:pPr/>
+      <w:r>
+        <w:rPr>
+          <w:lang w:val="pt_PT" w:bidi="pt_PT"/>
+        </w:rPr>
+      </w:r>
+      <w:r>
+        <w:rPr>
           <w:b/>
           <w:lang w:val="pt_PT" w:bidi="pt_PT"/>
         </w:rPr>
@@ -4782,6 +5034,20 @@
       </w:r>
       <w:r>
         <w:rPr>
+          <w:lang w:val="pt_PT" w:bidi="pt_PT"/>
+        </w:rPr>
+        <w:t>אֵ֚יךְ</w:t>
+      </w:r>
+    </w:p>
+    <w:p>
+      <w:pPr/>
+      <w:r>
+        <w:rPr>
+          <w:lang w:val="pt_PT" w:bidi="pt_PT"/>
+        </w:rPr>
+      </w:r>
+      <w:r>
+        <w:rPr>
           <w:b/>
           <w:lang w:val="pt_PT" w:bidi="pt_PT"/>
         </w:rPr>
@@ -4911,6 +5177,20 @@
       </w:r>
       <w:r>
         <w:rPr>
+          <w:lang w:val="pt_PT" w:bidi="pt_PT"/>
+        </w:rPr>
+        <w:t>אֵ֚יךְ נֶחְפְּשׂ֣וּ עֵשָׂ֔ו</w:t>
+      </w:r>
+    </w:p>
+    <w:p>
+      <w:pPr/>
+      <w:r>
+        <w:rPr>
+          <w:lang w:val="pt_PT" w:bidi="pt_PT"/>
+        </w:rPr>
+      </w:r>
+      <w:r>
+        <w:rPr>
           <w:b/>
           <w:lang w:val="pt_PT" w:bidi="pt_PT"/>
         </w:rPr>
@@ -5008,6 +5288,20 @@
       </w:r>
       <w:r>
         <w:rPr>
+          <w:lang w:val="pt_PT" w:bidi="pt_PT"/>
+        </w:rPr>
+        <w:t>עֵשָׂ֔ו</w:t>
+      </w:r>
+    </w:p>
+    <w:p>
+      <w:pPr/>
+      <w:r>
+        <w:rPr>
+          <w:lang w:val="pt_PT" w:bidi="pt_PT"/>
+        </w:rPr>
+      </w:r>
+      <w:r>
+        <w:rPr>
           <w:b/>
           <w:lang w:val="pt_PT" w:bidi="pt_PT"/>
         </w:rPr>
@@ -5144,6 +5438,20 @@
       </w:r>
       <w:r>
         <w:rPr>
+          <w:lang w:val="pt_PT" w:bidi="pt_PT"/>
+        </w:rPr>
+        <w:t>נֶחְפְּשׂ֣וּ</w:t>
+      </w:r>
+    </w:p>
+    <w:p>
+      <w:pPr/>
+      <w:r>
+        <w:rPr>
+          <w:lang w:val="pt_PT" w:bidi="pt_PT"/>
+        </w:rPr>
+      </w:r>
+      <w:r>
+        <w:rPr>
           <w:b/>
           <w:lang w:val="pt_PT" w:bidi="pt_PT"/>
         </w:rPr>
@@ -5628,6 +5936,20 @@
       </w:r>
       <w:r>
         <w:rPr>
+          <w:lang w:val="pt_PT" w:bidi="pt_PT"/>
+        </w:rPr>
+        <w:t>עַֽד־הַ⁠גְּב֣וּל שִׁלְּח֗וּ⁠ךָ</w:t>
+      </w:r>
+    </w:p>
+    <w:p>
+      <w:pPr/>
+      <w:r>
+        <w:rPr>
+          <w:lang w:val="pt_PT" w:bidi="pt_PT"/>
+        </w:rPr>
+      </w:r>
+      <w:r>
+        <w:rPr>
           <w:b/>
           <w:lang w:val="pt_PT" w:bidi="pt_PT"/>
         </w:rPr>
@@ -5995,6 +6317,20 @@
       </w:r>
       <w:r>
         <w:rPr>
+          <w:lang w:val="pt_PT" w:bidi="pt_PT"/>
+        </w:rPr>
+        <w:t>אֵ֥ין תְּבוּנָ֖ה בּֽ⁠וֹ</w:t>
+      </w:r>
+    </w:p>
+    <w:p>
+      <w:pPr/>
+      <w:r>
+        <w:rPr>
+          <w:lang w:val="pt_PT" w:bidi="pt_PT"/>
+        </w:rPr>
+      </w:r>
+      <w:r>
+        <w:rPr>
           <w:b/>
           <w:lang w:val="pt_PT" w:bidi="pt_PT"/>
         </w:rPr>
@@ -6227,6 +6563,20 @@
       </w:r>
       <w:r>
         <w:rPr>
+          <w:lang w:val="pt_PT" w:bidi="pt_PT"/>
+        </w:rPr>
+        <w:t>בּֽ⁠וֹ</w:t>
+      </w:r>
+    </w:p>
+    <w:p>
+      <w:pPr/>
+      <w:r>
+        <w:rPr>
+          <w:lang w:val="pt_PT" w:bidi="pt_PT"/>
+        </w:rPr>
+      </w:r>
+      <w:r>
+        <w:rPr>
           <w:b/>
           <w:lang w:val="pt_PT" w:bidi="pt_PT"/>
         </w:rPr>
@@ -6452,6 +6802,20 @@
       </w:r>
       <w:r>
         <w:rPr>
+          <w:lang w:val="pt_PT" w:bidi="pt_PT"/>
+        </w:rPr>
+        <w:t>וְ⁠הַאֲבַדְתִּ֤י חֲכָמִים֙ מֵֽ⁠אֱד֔וֹם</w:t>
+      </w:r>
+    </w:p>
+    <w:p>
+      <w:pPr/>
+      <w:r>
+        <w:rPr>
+          <w:lang w:val="pt_PT" w:bidi="pt_PT"/>
+        </w:rPr>
+      </w:r>
+      <w:r>
+        <w:rPr>
           <w:b/>
           <w:lang w:val="pt_PT" w:bidi="pt_PT"/>
         </w:rPr>
@@ -6576,6 +6940,20 @@
       </w:r>
       <w:r>
         <w:rPr>
+          <w:lang w:val="pt_PT" w:bidi="pt_PT"/>
+        </w:rPr>
+        <w:t>וּ⁠תְבוּנָ֖ה מֵ⁠הַ֥ר עֵשָֽׂו</w:t>
+      </w:r>
+    </w:p>
+    <w:p>
+      <w:pPr/>
+      <w:r>
+        <w:rPr>
+          <w:lang w:val="pt_PT" w:bidi="pt_PT"/>
+        </w:rPr>
+      </w:r>
+      <w:r>
+        <w:rPr>
           <w:b/>
           <w:lang w:val="pt_PT" w:bidi="pt_PT"/>
         </w:rPr>
@@ -6699,6 +7077,20 @@
       </w:r>
       <w:r>
         <w:rPr>
+          <w:lang w:val="pt_PT" w:bidi="pt_PT"/>
+        </w:rPr>
+        <w:t>וּ⁠תְבוּנָ֖ה מֵ⁠הַ֥ר עֵשָֽׂו</w:t>
+      </w:r>
+    </w:p>
+    <w:p>
+      <w:pPr/>
+      <w:r>
+        <w:rPr>
+          <w:lang w:val="pt_PT" w:bidi="pt_PT"/>
+        </w:rPr>
+      </w:r>
+      <w:r>
+        <w:rPr>
           <w:b/>
           <w:lang w:val="pt_PT" w:bidi="pt_PT"/>
         </w:rPr>
@@ -6808,6 +7200,20 @@
       </w:r>
       <w:r>
         <w:rPr>
+          <w:lang w:val="pt_PT" w:bidi="pt_PT"/>
+        </w:rPr>
+        <w:t>חֲכָמִים֙ מֵֽ⁠אֱד֔וֹם וּ⁠תְבוּנָ֖ה מֵ⁠הַ֥ר עֵשָֽׂו</w:t>
+      </w:r>
+    </w:p>
+    <w:p>
+      <w:pPr/>
+      <w:r>
+        <w:rPr>
+          <w:lang w:val="pt_PT" w:bidi="pt_PT"/>
+        </w:rPr>
+      </w:r>
+      <w:r>
+        <w:rPr>
           <w:b/>
           <w:lang w:val="pt_PT" w:bidi="pt_PT"/>
         </w:rPr>
@@ -6976,6 +7382,20 @@
       </w:r>
       <w:r>
         <w:rPr>
+          <w:lang w:val="pt_PT" w:bidi="pt_PT"/>
+        </w:rPr>
+        <w:t>וּ⁠תְבוּנָ֖ה</w:t>
+      </w:r>
+    </w:p>
+    <w:p>
+      <w:pPr/>
+      <w:r>
+        <w:rPr>
+          <w:lang w:val="pt_PT" w:bidi="pt_PT"/>
+        </w:rPr>
+      </w:r>
+      <w:r>
+        <w:rPr>
           <w:b/>
           <w:lang w:val="pt_PT" w:bidi="pt_PT"/>
         </w:rPr>
@@ -7099,6 +7519,20 @@
       </w:r>
       <w:r>
         <w:rPr>
+          <w:lang w:val="pt_PT" w:bidi="pt_PT"/>
+        </w:rPr>
+        <w:t>מֵ⁠הַ֥ר עֵשָֽׂו</w:t>
+      </w:r>
+    </w:p>
+    <w:p>
+      <w:pPr/>
+      <w:r>
+        <w:rPr>
+          <w:lang w:val="pt_PT" w:bidi="pt_PT"/>
+        </w:rPr>
+      </w:r>
+      <w:r>
+        <w:rPr>
           <w:b/>
           <w:lang w:val="pt_PT" w:bidi="pt_PT"/>
         </w:rPr>
@@ -7197,6 +7631,20 @@
         <w:rPr>
           <w:lang w:val="pt_PT" w:bidi="pt_PT"/>
         </w:rPr>
+      </w:r>
+    </w:p>
+    <w:p>
+      <w:pPr/>
+      <w:r>
+        <w:rPr>
+          <w:lang w:val="pt_PT" w:bidi="pt_PT"/>
+        </w:rPr>
+      </w:r>
+      <w:r>
+        <w:rPr>
+          <w:lang w:val="pt_PT" w:bidi="pt_PT"/>
+        </w:rPr>
+        <w:t>עֵשָֽׂו</w:t>
       </w:r>
     </w:p>
     <w:p>
@@ -7322,6 +7770,20 @@
       </w:r>
       <w:r>
         <w:rPr>
+          <w:lang w:val="pt_PT" w:bidi="pt_PT"/>
+        </w:rPr>
+        <w:t>וְ⁠חַתּ֥וּ גִבּוֹרֶ֖י⁠ךָ תֵּימָ֑ן</w:t>
+      </w:r>
+    </w:p>
+    <w:p>
+      <w:pPr/>
+      <w:r>
+        <w:rPr>
+          <w:lang w:val="pt_PT" w:bidi="pt_PT"/>
+        </w:rPr>
+      </w:r>
+      <w:r>
+        <w:rPr>
           <w:b/>
           <w:lang w:val="pt_PT" w:bidi="pt_PT"/>
         </w:rPr>
@@ -7451,6 +7913,20 @@
       </w:r>
       <w:r>
         <w:rPr>
+          <w:lang w:val="pt_PT" w:bidi="pt_PT"/>
+        </w:rPr>
+        <w:t>תֵּימָ֑ן</w:t>
+      </w:r>
+    </w:p>
+    <w:p>
+      <w:pPr/>
+      <w:r>
+        <w:rPr>
+          <w:lang w:val="pt_PT" w:bidi="pt_PT"/>
+        </w:rPr>
+      </w:r>
+      <w:r>
+        <w:rPr>
           <w:b/>
           <w:lang w:val="pt_PT" w:bidi="pt_PT"/>
         </w:rPr>
@@ -7534,6 +8010,20 @@
       </w:r>
       <w:r>
         <w:rPr>
+          <w:lang w:val="pt_PT" w:bidi="pt_PT"/>
+        </w:rPr>
+        <w:t>לְמַ֧עַן</w:t>
+      </w:r>
+    </w:p>
+    <w:p>
+      <w:pPr/>
+      <w:r>
+        <w:rPr>
+          <w:lang w:val="pt_PT" w:bidi="pt_PT"/>
+        </w:rPr>
+      </w:r>
+      <w:r>
+        <w:rPr>
           <w:b/>
           <w:lang w:val="pt_PT" w:bidi="pt_PT"/>
         </w:rPr>
@@ -7650,6 +8140,20 @@
       </w:r>
       <w:r>
         <w:rPr>
+          <w:lang w:val="pt_PT" w:bidi="pt_PT"/>
+        </w:rPr>
+        <w:t>יִכָּֽרֶת־אִ֛ישׁ</w:t>
+      </w:r>
+    </w:p>
+    <w:p>
+      <w:pPr/>
+      <w:r>
+        <w:rPr>
+          <w:lang w:val="pt_PT" w:bidi="pt_PT"/>
+        </w:rPr>
+      </w:r>
+      <w:r>
+        <w:rPr>
           <w:b/>
           <w:lang w:val="pt_PT" w:bidi="pt_PT"/>
         </w:rPr>
@@ -7760,6 +8264,20 @@
       </w:r>
       <w:r>
         <w:rPr>
+          <w:lang w:val="pt_PT" w:bidi="pt_PT"/>
+        </w:rPr>
+        <w:t>יִכָּֽרֶת־אִ֛ישׁ</w:t>
+      </w:r>
+    </w:p>
+    <w:p>
+      <w:pPr/>
+      <w:r>
+        <w:rPr>
+          <w:lang w:val="pt_PT" w:bidi="pt_PT"/>
+        </w:rPr>
+      </w:r>
+      <w:r>
+        <w:rPr>
           <w:b/>
           <w:lang w:val="pt_PT" w:bidi="pt_PT"/>
         </w:rPr>
@@ -7857,6 +8375,20 @@
       </w:r>
       <w:r>
         <w:rPr>
+          <w:lang w:val="pt_PT" w:bidi="pt_PT"/>
+        </w:rPr>
+        <w:t>אִ֛ישׁ</w:t>
+      </w:r>
+    </w:p>
+    <w:p>
+      <w:pPr/>
+      <w:r>
+        <w:rPr>
+          <w:lang w:val="pt_PT" w:bidi="pt_PT"/>
+        </w:rPr>
+      </w:r>
+      <w:r>
+        <w:rPr>
           <w:b/>
           <w:lang w:val="pt_PT" w:bidi="pt_PT"/>
         </w:rPr>
@@ -7967,6 +8499,20 @@
       </w:r>
       <w:r>
         <w:rPr>
+          <w:lang w:val="pt_PT" w:bidi="pt_PT"/>
+        </w:rPr>
+        <w:t>מֵ⁠הַ֥ר עֵשָׂ֖ו</w:t>
+      </w:r>
+    </w:p>
+    <w:p>
+      <w:pPr/>
+      <w:r>
+        <w:rPr>
+          <w:lang w:val="pt_PT" w:bidi="pt_PT"/>
+        </w:rPr>
+      </w:r>
+      <w:r>
+        <w:rPr>
           <w:b/>
           <w:lang w:val="pt_PT" w:bidi="pt_PT"/>
         </w:rPr>
@@ -8063,6 +8609,20 @@
       </w:r>
       <w:r>
         <w:rPr>
+          <w:lang w:val="pt_PT" w:bidi="pt_PT"/>
+        </w:rPr>
+        <w:t>מִ⁠קָּֽטֶל</w:t>
+      </w:r>
+    </w:p>
+    <w:p>
+      <w:pPr/>
+      <w:r>
+        <w:rPr>
+          <w:lang w:val="pt_PT" w:bidi="pt_PT"/>
+        </w:rPr>
+      </w:r>
+      <w:r>
+        <w:rPr>
           <w:b/>
           <w:lang w:val="pt_PT" w:bidi="pt_PT"/>
         </w:rPr>
@@ -8218,6 +8778,20 @@
       </w:r>
       <w:r>
         <w:rPr>
+          <w:lang w:val="pt_PT" w:bidi="pt_PT"/>
+        </w:rPr>
+        <w:t>מִ⁠קָּֽטֶל</w:t>
+      </w:r>
+    </w:p>
+    <w:p>
+      <w:pPr/>
+      <w:r>
+        <w:rPr>
+          <w:lang w:val="pt_PT" w:bidi="pt_PT"/>
+        </w:rPr>
+      </w:r>
+      <w:r>
+        <w:rPr>
           <w:b/>
           <w:lang w:val="pt_PT" w:bidi="pt_PT"/>
         </w:rPr>
@@ -8314,6 +8888,20 @@
       </w:r>
       <w:r>
         <w:rPr>
+          <w:lang w:val="pt_PT" w:bidi="pt_PT"/>
+        </w:rPr>
+        <w:t>אָחִ֥י⁠ךָ</w:t>
+      </w:r>
+    </w:p>
+    <w:p>
+      <w:pPr/>
+      <w:r>
+        <w:rPr>
+          <w:lang w:val="pt_PT" w:bidi="pt_PT"/>
+        </w:rPr>
+      </w:r>
+      <w:r>
+        <w:rPr>
           <w:b/>
           <w:lang w:val="pt_PT" w:bidi="pt_PT"/>
         </w:rPr>
@@ -8443,6 +9031,20 @@
       </w:r>
       <w:r>
         <w:rPr>
+          <w:lang w:val="pt_PT" w:bidi="pt_PT"/>
+        </w:rPr>
+        <w:t>יַעֲקֹ֖ב</w:t>
+      </w:r>
+    </w:p>
+    <w:p>
+      <w:pPr/>
+      <w:r>
+        <w:rPr>
+          <w:lang w:val="pt_PT" w:bidi="pt_PT"/>
+        </w:rPr>
+      </w:r>
+      <w:r>
+        <w:rPr>
           <w:b/>
           <w:lang w:val="pt_PT" w:bidi="pt_PT"/>
         </w:rPr>
@@ -8528,6 +9130,20 @@
         <w:rPr>
           <w:lang w:val="pt_PT" w:bidi="pt_PT"/>
         </w:rPr>
+      </w:r>
+    </w:p>
+    <w:p>
+      <w:pPr/>
+      <w:r>
+        <w:rPr>
+          <w:lang w:val="pt_PT" w:bidi="pt_PT"/>
+        </w:rPr>
+      </w:r>
+      <w:r>
+        <w:rPr>
+          <w:lang w:val="pt_PT" w:bidi="pt_PT"/>
+        </w:rPr>
+        <w:t>תְּכַסְּ⁠ךָ֣ בוּשָׁ֑ה</w:t>
       </w:r>
     </w:p>
     <w:p>
@@ -9120,6 +9736,20 @@
       </w:r>
       <w:r>
         <w:rPr>
+          <w:lang w:val="pt_PT" w:bidi="pt_PT"/>
+        </w:rPr>
+        <w:t>עֲמָֽדְ⁠ךָ֣ מִ⁠נֶּ֔גֶד</w:t>
+      </w:r>
+    </w:p>
+    <w:p>
+      <w:pPr/>
+      <w:r>
+        <w:rPr>
+          <w:lang w:val="pt_PT" w:bidi="pt_PT"/>
+        </w:rPr>
+      </w:r>
+      <w:r>
+        <w:rPr>
           <w:b/>
           <w:lang w:val="pt_PT" w:bidi="pt_PT"/>
         </w:rPr>
@@ -9513,6 +10143,20 @@
       </w:r>
       <w:r>
         <w:rPr>
+          <w:lang w:val="pt_PT" w:bidi="pt_PT"/>
+        </w:rPr>
+        <w:t>חֵיל֑⁠וֹ</w:t>
+      </w:r>
+    </w:p>
+    <w:p>
+      <w:pPr/>
+      <w:r>
+        <w:rPr>
+          <w:lang w:val="pt_PT" w:bidi="pt_PT"/>
+        </w:rPr>
+      </w:r>
+      <w:r>
+        <w:rPr>
           <w:b/>
           <w:lang w:val="pt_PT" w:bidi="pt_PT"/>
         </w:rPr>
@@ -9621,6 +10265,20 @@
       </w:r>
       <w:r>
         <w:rPr>
+          <w:lang w:val="pt_PT" w:bidi="pt_PT"/>
+        </w:rPr>
+        <w:t>שְׁעָרָ֗יו</w:t>
+      </w:r>
+    </w:p>
+    <w:p>
+      <w:pPr/>
+      <w:r>
+        <w:rPr>
+          <w:lang w:val="pt_PT" w:bidi="pt_PT"/>
+        </w:rPr>
+      </w:r>
+      <w:r>
+        <w:rPr>
           <w:b/>
           <w:lang w:val="pt_PT" w:bidi="pt_PT"/>
         </w:rPr>
@@ -9750,6 +10408,20 @@
       </w:r>
       <w:r>
         <w:rPr>
+          <w:lang w:val="pt_PT" w:bidi="pt_PT"/>
+        </w:rPr>
+        <w:t>וְ⁠עַל־יְרוּשָׁלִַ֨ם֙ יַדּ֣וּ גוֹרָ֔ל</w:t>
+      </w:r>
+    </w:p>
+    <w:p>
+      <w:pPr/>
+      <w:r>
+        <w:rPr>
+          <w:lang w:val="pt_PT" w:bidi="pt_PT"/>
+        </w:rPr>
+      </w:r>
+      <w:r>
+        <w:rPr>
           <w:b/>
           <w:lang w:val="pt_PT" w:bidi="pt_PT"/>
         </w:rPr>
@@ -9892,6 +10564,20 @@
       </w:r>
       <w:r>
         <w:rPr>
+          <w:lang w:val="pt_PT" w:bidi="pt_PT"/>
+        </w:rPr>
+        <w:t>גַּם־אַתָּ֖ה כְּ⁠אַחַ֥ד מֵ⁠הֶֽם</w:t>
+      </w:r>
+    </w:p>
+    <w:p>
+      <w:pPr/>
+      <w:r>
+        <w:rPr>
+          <w:lang w:val="pt_PT" w:bidi="pt_PT"/>
+        </w:rPr>
+      </w:r>
+      <w:r>
+        <w:rPr>
           <w:b/>
           <w:lang w:val="pt_PT" w:bidi="pt_PT"/>
         </w:rPr>
@@ -10034,6 +10720,20 @@
       </w:r>
       <w:r>
         <w:rPr>
+          <w:lang w:val="pt_PT" w:bidi="pt_PT"/>
+        </w:rPr>
+        <w:t>וְ⁠אַל &amp; וְ⁠אַל &amp; וְ⁠אַל</w:t>
+      </w:r>
+    </w:p>
+    <w:p>
+      <w:pPr/>
+      <w:r>
+        <w:rPr>
+          <w:lang w:val="pt_PT" w:bidi="pt_PT"/>
+        </w:rPr>
+      </w:r>
+      <w:r>
+        <w:rPr>
           <w:b/>
           <w:lang w:val="pt_PT" w:bidi="pt_PT"/>
         </w:rPr>
@@ -10156,6 +10856,20 @@
       </w:r>
       <w:r>
         <w:rPr>
+          <w:lang w:val="pt_PT" w:bidi="pt_PT"/>
+        </w:rPr>
+        <w:t>וְ⁠אַל־תֵּ֤רֶא</w:t>
+      </w:r>
+    </w:p>
+    <w:p>
+      <w:pPr/>
+      <w:r>
+        <w:rPr>
+          <w:lang w:val="pt_PT" w:bidi="pt_PT"/>
+        </w:rPr>
+      </w:r>
+      <w:r>
+        <w:rPr>
           <w:b/>
           <w:lang w:val="pt_PT" w:bidi="pt_PT"/>
         </w:rPr>
@@ -10395,6 +11109,20 @@
       </w:r>
       <w:r>
         <w:rPr>
+          <w:lang w:val="pt_PT" w:bidi="pt_PT"/>
+        </w:rPr>
+        <w:t>בְ⁠יוֹם</w:t>
+      </w:r>
+    </w:p>
+    <w:p>
+      <w:pPr/>
+      <w:r>
+        <w:rPr>
+          <w:lang w:val="pt_PT" w:bidi="pt_PT"/>
+        </w:rPr>
+      </w:r>
+      <w:r>
+        <w:rPr>
           <w:b/>
           <w:lang w:val="pt_PT" w:bidi="pt_PT"/>
         </w:rPr>
@@ -10493,6 +11221,20 @@
         <w:rPr>
           <w:lang w:val="pt_PT" w:bidi="pt_PT"/>
         </w:rPr>
+      </w:r>
+    </w:p>
+    <w:p>
+      <w:pPr/>
+      <w:r>
+        <w:rPr>
+          <w:lang w:val="pt_PT" w:bidi="pt_PT"/>
+        </w:rPr>
+      </w:r>
+      <w:r>
+        <w:rPr>
+          <w:lang w:val="pt_PT" w:bidi="pt_PT"/>
+        </w:rPr>
+        <w:t>אָחִ֨י⁠ךָ֙</w:t>
       </w:r>
     </w:p>
     <w:p>
@@ -10645,6 +11387,20 @@
       </w:r>
       <w:r>
         <w:rPr>
+          <w:lang w:val="pt_PT" w:bidi="pt_PT"/>
+        </w:rPr>
+        <w:t>לִ⁠בְנֵֽי־יְהוּדָ֖ה</w:t>
+      </w:r>
+    </w:p>
+    <w:p>
+      <w:pPr/>
+      <w:r>
+        <w:rPr>
+          <w:lang w:val="pt_PT" w:bidi="pt_PT"/>
+        </w:rPr>
+      </w:r>
+      <w:r>
+        <w:rPr>
           <w:b/>
           <w:lang w:val="pt_PT" w:bidi="pt_PT"/>
         </w:rPr>
@@ -11009,6 +11765,20 @@
         <w:rPr>
           <w:lang w:val="pt_PT" w:bidi="pt_PT"/>
         </w:rPr>
+      </w:r>
+    </w:p>
+    <w:p>
+      <w:pPr/>
+      <w:r>
+        <w:rPr>
+          <w:lang w:val="pt_PT" w:bidi="pt_PT"/>
+        </w:rPr>
+      </w:r>
+      <w:r>
+        <w:rPr>
+          <w:lang w:val="pt_PT" w:bidi="pt_PT"/>
+        </w:rPr>
+        <w:t>אֵידָ֔⁠ם &amp; אֵיד֑⁠וֹ &amp; אֵידֽ⁠וֹ</w:t>
       </w:r>
     </w:p>
     <w:p>
@@ -11160,6 +11930,20 @@
       </w:r>
       <w:r>
         <w:rPr>
+          <w:lang w:val="pt_PT" w:bidi="pt_PT"/>
+        </w:rPr>
+        <w:t>גַם־אַתָּ֛ה</w:t>
+      </w:r>
+    </w:p>
+    <w:p>
+      <w:pPr/>
+      <w:r>
+        <w:rPr>
+          <w:lang w:val="pt_PT" w:bidi="pt_PT"/>
+        </w:rPr>
+      </w:r>
+      <w:r>
+        <w:rPr>
           <w:b/>
           <w:lang w:val="pt_PT" w:bidi="pt_PT"/>
         </w:rPr>
@@ -11411,6 +12195,20 @@
       </w:r>
       <w:r>
         <w:rPr>
+          <w:lang w:val="pt_PT" w:bidi="pt_PT"/>
+        </w:rPr>
+        <w:t>וְ⁠אַל־תִּשְׁלַ֥חְנָה בְ⁠חֵיל֖⁠וֹ</w:t>
+      </w:r>
+    </w:p>
+    <w:p>
+      <w:pPr/>
+      <w:r>
+        <w:rPr>
+          <w:lang w:val="pt_PT" w:bidi="pt_PT"/>
+        </w:rPr>
+      </w:r>
+      <w:r>
+        <w:rPr>
           <w:b/>
           <w:lang w:val="pt_PT" w:bidi="pt_PT"/>
         </w:rPr>
@@ -11620,6 +12418,20 @@
         <w:rPr>
           <w:lang w:val="pt_PT" w:bidi="pt_PT"/>
         </w:rPr>
+      </w:r>
+    </w:p>
+    <w:p>
+      <w:pPr/>
+      <w:r>
+        <w:rPr>
+          <w:lang w:val="pt_PT" w:bidi="pt_PT"/>
+        </w:rPr>
+      </w:r>
+      <w:r>
+        <w:rPr>
+          <w:lang w:val="pt_PT" w:bidi="pt_PT"/>
+        </w:rPr>
+        <w:t>לְ⁠הַכְרִ֖ית</w:t>
       </w:r>
     </w:p>
     <w:p>
@@ -11952,6 +12764,20 @@
       </w:r>
       <w:r>
         <w:rPr>
+          <w:lang w:val="pt_PT" w:bidi="pt_PT"/>
+        </w:rPr>
+        <w:t>כִּֽי־קָר֥וֹב יוֹם־יְהוָ֖ה עַל־כָּל־הַ⁠גּוֹיִ֑ם</w:t>
+      </w:r>
+    </w:p>
+    <w:p>
+      <w:pPr/>
+      <w:r>
+        <w:rPr>
+          <w:lang w:val="pt_PT" w:bidi="pt_PT"/>
+        </w:rPr>
+      </w:r>
+      <w:r>
+        <w:rPr>
           <w:b/>
           <w:lang w:val="pt_PT" w:bidi="pt_PT"/>
         </w:rPr>
@@ -12049,6 +12875,20 @@
       </w:r>
       <w:r>
         <w:rPr>
+          <w:lang w:val="pt_PT" w:bidi="pt_PT"/>
+        </w:rPr>
+        <w:t>יוֹם־יְהוָ֖ה</w:t>
+      </w:r>
+    </w:p>
+    <w:p>
+      <w:pPr/>
+      <w:r>
+        <w:rPr>
+          <w:lang w:val="pt_PT" w:bidi="pt_PT"/>
+        </w:rPr>
+      </w:r>
+      <w:r>
+        <w:rPr>
           <w:b/>
           <w:lang w:val="pt_PT" w:bidi="pt_PT"/>
         </w:rPr>
@@ -12159,6 +12999,20 @@
       </w:r>
       <w:r>
         <w:rPr>
+          <w:lang w:val="pt_PT" w:bidi="pt_PT"/>
+        </w:rPr>
+        <w:t>קָר֥וֹב</w:t>
+      </w:r>
+    </w:p>
+    <w:p>
+      <w:pPr/>
+      <w:r>
+        <w:rPr>
+          <w:lang w:val="pt_PT" w:bidi="pt_PT"/>
+        </w:rPr>
+      </w:r>
+      <w:r>
+        <w:rPr>
           <w:b/>
           <w:lang w:val="pt_PT" w:bidi="pt_PT"/>
         </w:rPr>
@@ -12268,6 +13122,20 @@
       </w:r>
       <w:r>
         <w:rPr>
+          <w:lang w:val="pt_PT" w:bidi="pt_PT"/>
+        </w:rPr>
+        <w:t>יֵעָ֣שֶׂה לָּ֔⁠ךְ</w:t>
+      </w:r>
+    </w:p>
+    <w:p>
+      <w:pPr/>
+      <w:r>
+        <w:rPr>
+          <w:lang w:val="pt_PT" w:bidi="pt_PT"/>
+        </w:rPr>
+      </w:r>
+      <w:r>
+        <w:rPr>
           <w:b/>
           <w:lang w:val="pt_PT" w:bidi="pt_PT"/>
         </w:rPr>
@@ -12597,6 +13465,20 @@
       </w:r>
       <w:r>
         <w:rPr>
+          <w:lang w:val="pt_PT" w:bidi="pt_PT"/>
+        </w:rPr>
+        <w:t>כִּ֗י כַּֽ⁠אֲשֶׁ֤ר שְׁתִיתֶם֙</w:t>
+      </w:r>
+    </w:p>
+    <w:p>
+      <w:pPr/>
+      <w:r>
+        <w:rPr>
+          <w:lang w:val="pt_PT" w:bidi="pt_PT"/>
+        </w:rPr>
+      </w:r>
+      <w:r>
+        <w:rPr>
           <w:b/>
           <w:lang w:val="pt_PT" w:bidi="pt_PT"/>
         </w:rPr>
@@ -12740,6 +13622,20 @@
         <w:rPr>
           <w:lang w:val="pt_PT" w:bidi="pt_PT"/>
         </w:rPr>
+      </w:r>
+    </w:p>
+    <w:p>
+      <w:pPr/>
+      <w:r>
+        <w:rPr>
+          <w:lang w:val="pt_PT" w:bidi="pt_PT"/>
+        </w:rPr>
+      </w:r>
+      <w:r>
+        <w:rPr>
+          <w:lang w:val="pt_PT" w:bidi="pt_PT"/>
+        </w:rPr>
+        <w:t>כַּֽ⁠אֲשֶׁ֤ר שְׁתִיתֶם֙</w:t>
       </w:r>
     </w:p>
     <w:p>
@@ -12883,6 +13779,20 @@
       </w:r>
       <w:r>
         <w:rPr>
+          <w:lang w:val="pt_PT" w:bidi="pt_PT"/>
+        </w:rPr>
+        <w:t>שְׁתִיתֶם֙</w:t>
+      </w:r>
+    </w:p>
+    <w:p>
+      <w:pPr/>
+      <w:r>
+        <w:rPr>
+          <w:lang w:val="pt_PT" w:bidi="pt_PT"/>
+        </w:rPr>
+      </w:r>
+      <w:r>
+        <w:rPr>
           <w:b/>
           <w:lang w:val="pt_PT" w:bidi="pt_PT"/>
         </w:rPr>
@@ -12979,6 +13889,20 @@
       </w:r>
       <w:r>
         <w:rPr>
+          <w:lang w:val="pt_PT" w:bidi="pt_PT"/>
+        </w:rPr>
+        <w:t>עַל־הַ֣ר קָדְשִׁ֔⁠י</w:t>
+      </w:r>
+    </w:p>
+    <w:p>
+      <w:pPr/>
+      <w:r>
+        <w:rPr>
+          <w:lang w:val="pt_PT" w:bidi="pt_PT"/>
+        </w:rPr>
+      </w:r>
+      <w:r>
+        <w:rPr>
           <w:b/>
           <w:lang w:val="pt_PT" w:bidi="pt_PT"/>
         </w:rPr>
@@ -13218,6 +14142,20 @@
       </w:r>
       <w:r>
         <w:rPr>
+          <w:lang w:val="pt_PT" w:bidi="pt_PT"/>
+        </w:rPr>
+        <w:t>וְ⁠שָׁת֣וּ וְ⁠לָע֔וּ</w:t>
+      </w:r>
+    </w:p>
+    <w:p>
+      <w:pPr/>
+      <w:r>
+        <w:rPr>
+          <w:lang w:val="pt_PT" w:bidi="pt_PT"/>
+        </w:rPr>
+      </w:r>
+      <w:r>
+        <w:rPr>
           <w:b/>
           <w:lang w:val="pt_PT" w:bidi="pt_PT"/>
         </w:rPr>
@@ -13471,6 +14409,20 @@
         <w:rPr>
           <w:lang w:val="pt_PT" w:bidi="pt_PT"/>
         </w:rPr>
+      </w:r>
+    </w:p>
+    <w:p>
+      <w:pPr/>
+      <w:r>
+        <w:rPr>
+          <w:lang w:val="pt_PT" w:bidi="pt_PT"/>
+        </w:rPr>
+      </w:r>
+      <w:r>
+        <w:rPr>
+          <w:lang w:val="pt_PT" w:bidi="pt_PT"/>
+        </w:rPr>
+        <w:t>וּ⁠בְ⁠הַ֥ר צִיּ֛וֹן תִּהְיֶ֥ה פְלֵיטָ֖ה</w:t>
       </w:r>
     </w:p>
     <w:p>
@@ -13629,6 +14581,20 @@
       </w:r>
       <w:r>
         <w:rPr>
+          <w:lang w:val="pt_PT" w:bidi="pt_PT"/>
+        </w:rPr>
+        <w:t>וּ⁠בְ⁠הַ֥ר צִיּ֛וֹן</w:t>
+      </w:r>
+    </w:p>
+    <w:p>
+      <w:pPr/>
+      <w:r>
+        <w:rPr>
+          <w:lang w:val="pt_PT" w:bidi="pt_PT"/>
+        </w:rPr>
+      </w:r>
+      <w:r>
+        <w:rPr>
           <w:b/>
           <w:lang w:val="pt_PT" w:bidi="pt_PT"/>
         </w:rPr>
@@ -13862,6 +14828,20 @@
       </w:r>
       <w:r>
         <w:rPr>
+          <w:lang w:val="pt_PT" w:bidi="pt_PT"/>
+        </w:rPr>
+        <w:t>בֵּ֣ית יַֽעֲקֹ֔ב</w:t>
+      </w:r>
+    </w:p>
+    <w:p>
+      <w:pPr/>
+      <w:r>
+        <w:rPr>
+          <w:lang w:val="pt_PT" w:bidi="pt_PT"/>
+        </w:rPr>
+      </w:r>
+      <w:r>
+        <w:rPr>
           <w:b/>
           <w:lang w:val="pt_PT" w:bidi="pt_PT"/>
         </w:rPr>
@@ -13972,6 +14952,20 @@
       </w:r>
       <w:r>
         <w:rPr>
+          <w:lang w:val="pt_PT" w:bidi="pt_PT"/>
+        </w:rPr>
+        <w:t>אֵ֖ת מוֹרָֽשֵׁי⁠הֶם</w:t>
+      </w:r>
+    </w:p>
+    <w:p>
+      <w:pPr/>
+      <w:r>
+        <w:rPr>
+          <w:lang w:val="pt_PT" w:bidi="pt_PT"/>
+        </w:rPr>
+      </w:r>
+      <w:r>
+        <w:rPr>
           <w:b/>
           <w:lang w:val="pt_PT" w:bidi="pt_PT"/>
         </w:rPr>
@@ -14223,6 +15217,20 @@
       </w:r>
       <w:r>
         <w:rPr>
+          <w:lang w:val="pt_PT" w:bidi="pt_PT"/>
+        </w:rPr>
+        <w:t>בֵית־יַעֲקֹ֨ב</w:t>
+      </w:r>
+    </w:p>
+    <w:p>
+      <w:pPr/>
+      <w:r>
+        <w:rPr>
+          <w:lang w:val="pt_PT" w:bidi="pt_PT"/>
+        </w:rPr>
+      </w:r>
+      <w:r>
+        <w:rPr>
           <w:b/>
           <w:lang w:val="pt_PT" w:bidi="pt_PT"/>
         </w:rPr>
@@ -14345,6 +15353,20 @@
       </w:r>
       <w:r>
         <w:rPr>
+          <w:lang w:val="pt_PT" w:bidi="pt_PT"/>
+        </w:rPr>
+        <w:t>וּ⁠בֵ֧ית יוֹסֵ֣ף</w:t>
+      </w:r>
+    </w:p>
+    <w:p>
+      <w:pPr/>
+      <w:r>
+        <w:rPr>
+          <w:lang w:val="pt_PT" w:bidi="pt_PT"/>
+        </w:rPr>
+      </w:r>
+      <w:r>
+        <w:rPr>
           <w:b/>
           <w:lang w:val="pt_PT" w:bidi="pt_PT"/>
         </w:rPr>
@@ -14570,6 +15592,20 @@
       </w:r>
       <w:r>
         <w:rPr>
+          <w:lang w:val="pt_PT" w:bidi="pt_PT"/>
+        </w:rPr>
+        <w:t>אֵ֜שׁ &amp; לֶהָבָ֗ה &amp; לְ⁠קַ֔שׁ</w:t>
+      </w:r>
+    </w:p>
+    <w:p>
+      <w:pPr/>
+      <w:r>
+        <w:rPr>
+          <w:lang w:val="pt_PT" w:bidi="pt_PT"/>
+        </w:rPr>
+      </w:r>
+      <w:r>
+        <w:rPr>
           <w:b/>
           <w:lang w:val="pt_PT" w:bidi="pt_PT"/>
         </w:rPr>
@@ -14686,6 +15722,20 @@
       </w:r>
       <w:r>
         <w:rPr>
+          <w:lang w:val="pt_PT" w:bidi="pt_PT"/>
+        </w:rPr>
+        <w:t>לְ⁠קַ֔שׁ</w:t>
+      </w:r>
+    </w:p>
+    <w:p>
+      <w:pPr/>
+      <w:r>
+        <w:rPr>
+          <w:lang w:val="pt_PT" w:bidi="pt_PT"/>
+        </w:rPr>
+      </w:r>
+      <w:r>
+        <w:rPr>
           <w:b/>
           <w:lang w:val="pt_PT" w:bidi="pt_PT"/>
         </w:rPr>
@@ -14782,6 +15832,20 @@
       </w:r>
       <w:r>
         <w:rPr>
+          <w:lang w:val="pt_PT" w:bidi="pt_PT"/>
+        </w:rPr>
+        <w:t>וְ⁠דָלְק֥וּ בָ⁠הֶ֖ם וַ⁠אֲכָל֑וּ⁠ם</w:t>
+      </w:r>
+    </w:p>
+    <w:p>
+      <w:pPr/>
+      <w:r>
+        <w:rPr>
+          <w:lang w:val="pt_PT" w:bidi="pt_PT"/>
+        </w:rPr>
+      </w:r>
+      <w:r>
+        <w:rPr>
           <w:b/>
           <w:lang w:val="pt_PT" w:bidi="pt_PT"/>
         </w:rPr>
@@ -14918,6 +15982,20 @@
       </w:r>
       <w:r>
         <w:rPr>
+          <w:lang w:val="pt_PT" w:bidi="pt_PT"/>
+        </w:rPr>
+        <w:t>כִּ֥י</w:t>
+      </w:r>
+    </w:p>
+    <w:p>
+      <w:pPr/>
+      <w:r>
+        <w:rPr>
+          <w:lang w:val="pt_PT" w:bidi="pt_PT"/>
+        </w:rPr>
+      </w:r>
+      <w:r>
+        <w:rPr>
           <w:b/>
           <w:lang w:val="pt_PT" w:bidi="pt_PT"/>
         </w:rPr>
@@ -15033,6 +16111,20 @@
       </w:r>
       <w:r>
         <w:rPr>
+          <w:lang w:val="pt_PT" w:bidi="pt_PT"/>
+        </w:rPr>
+        <w:t>כִּ֥י יְהוָ֖ה דִּבֵּֽר</w:t>
+      </w:r>
+    </w:p>
+    <w:p>
+      <w:pPr/>
+      <w:r>
+        <w:rPr>
+          <w:lang w:val="pt_PT" w:bidi="pt_PT"/>
+        </w:rPr>
+      </w:r>
+      <w:r>
+        <w:rPr>
           <w:b/>
           <w:lang w:val="pt_PT" w:bidi="pt_PT"/>
         </w:rPr>
@@ -15130,6 +16222,20 @@
       </w:r>
       <w:r>
         <w:rPr>
+          <w:lang w:val="pt_PT" w:bidi="pt_PT"/>
+        </w:rPr>
+        <w:t>וְ⁠יָרְשׁ֨וּ</w:t>
+      </w:r>
+    </w:p>
+    <w:p>
+      <w:pPr/>
+      <w:r>
+        <w:rPr>
+          <w:lang w:val="pt_PT" w:bidi="pt_PT"/>
+        </w:rPr>
+      </w:r>
+      <w:r>
+        <w:rPr>
           <w:b/>
           <w:lang w:val="pt_PT" w:bidi="pt_PT"/>
         </w:rPr>
@@ -15219,6 +16325,20 @@
       </w:r>
       <w:r>
         <w:rPr>
+          <w:lang w:val="pt_PT" w:bidi="pt_PT"/>
+        </w:rPr>
+        <w:t>וּ⁠בִנְיָמִ֖ן אֶת־הַ⁠גִּלְעָֽד</w:t>
+      </w:r>
+    </w:p>
+    <w:p>
+      <w:pPr/>
+      <w:r>
+        <w:rPr>
+          <w:lang w:val="pt_PT" w:bidi="pt_PT"/>
+        </w:rPr>
+      </w:r>
+      <w:r>
+        <w:rPr>
           <w:b/>
           <w:lang w:val="pt_PT" w:bidi="pt_PT"/>
         </w:rPr>
@@ -15342,6 +16462,20 @@
       </w:r>
       <w:r>
         <w:rPr>
+          <w:lang w:val="pt_PT" w:bidi="pt_PT"/>
+        </w:rPr>
+        <w:t>אֶת־הַ⁠גִּלְעָֽד</w:t>
+      </w:r>
+    </w:p>
+    <w:p>
+      <w:pPr/>
+      <w:r>
+        <w:rPr>
+          <w:lang w:val="pt_PT" w:bidi="pt_PT"/>
+        </w:rPr>
+      </w:r>
+      <w:r>
+        <w:rPr>
           <w:b/>
           <w:lang w:val="pt_PT" w:bidi="pt_PT"/>
         </w:rPr>
@@ -15432,6 +16566,20 @@
       </w:r>
       <w:r>
         <w:rPr>
+          <w:lang w:val="pt_PT" w:bidi="pt_PT"/>
+        </w:rPr>
+        <w:t>הַ⁠נֶּ֜גֶב</w:t>
+      </w:r>
+    </w:p>
+    <w:p>
+      <w:pPr/>
+      <w:r>
+        <w:rPr>
+          <w:lang w:val="pt_PT" w:bidi="pt_PT"/>
+        </w:rPr>
+      </w:r>
+      <w:r>
+        <w:rPr>
           <w:b/>
           <w:lang w:val="pt_PT" w:bidi="pt_PT"/>
         </w:rPr>
@@ -15561,6 +16709,20 @@
       </w:r>
       <w:r>
         <w:rPr>
+          <w:lang w:val="pt_PT" w:bidi="pt_PT"/>
+        </w:rPr>
+        <w:t>אֶת־הַ֣ר עֵשָׂ֗ו</w:t>
+      </w:r>
+    </w:p>
+    <w:p>
+      <w:pPr/>
+      <w:r>
+        <w:rPr>
+          <w:lang w:val="pt_PT" w:bidi="pt_PT"/>
+        </w:rPr>
+      </w:r>
+      <w:r>
+        <w:rPr>
           <w:b/>
           <w:lang w:val="pt_PT" w:bidi="pt_PT"/>
         </w:rPr>
@@ -15677,6 +16839,20 @@
       </w:r>
       <w:r>
         <w:rPr>
+          <w:lang w:val="pt_PT" w:bidi="pt_PT"/>
+        </w:rPr>
+        <w:t>וְ⁠הַ⁠שְּׁפֵלָה֙</w:t>
+      </w:r>
+    </w:p>
+    <w:p>
+      <w:pPr/>
+      <w:r>
+        <w:rPr>
+          <w:lang w:val="pt_PT" w:bidi="pt_PT"/>
+        </w:rPr>
+      </w:r>
+      <w:r>
+        <w:rPr>
           <w:b/>
           <w:lang w:val="pt_PT" w:bidi="pt_PT"/>
         </w:rPr>
@@ -15942,6 +17118,20 @@
       </w:r>
       <w:r>
         <w:rPr>
+          <w:lang w:val="pt_PT" w:bidi="pt_PT"/>
+        </w:rPr>
+        <w:t>אֶת־פְּלִשְׁתִּ֔ים</w:t>
+      </w:r>
+    </w:p>
+    <w:p>
+      <w:pPr/>
+      <w:r>
+        <w:rPr>
+          <w:lang w:val="pt_PT" w:bidi="pt_PT"/>
+        </w:rPr>
+      </w:r>
+      <w:r>
+        <w:rPr>
           <w:b/>
           <w:lang w:val="pt_PT" w:bidi="pt_PT"/>
         </w:rPr>
@@ -16147,6 +17337,20 @@
       </w:r>
       <w:r>
         <w:rPr>
+          <w:lang w:val="pt_PT" w:bidi="pt_PT"/>
+        </w:rPr>
+        <w:t>אֶת־שְׂדֵ֣ה אֶפְרַ֔יִם וְ⁠אֵ֖ת שְׂדֵ֣ה שֹׁמְר֑וֹן</w:t>
+      </w:r>
+    </w:p>
+    <w:p>
+      <w:pPr/>
+      <w:r>
+        <w:rPr>
+          <w:lang w:val="pt_PT" w:bidi="pt_PT"/>
+        </w:rPr>
+      </w:r>
+      <w:r>
+        <w:rPr>
           <w:b/>
           <w:lang w:val="pt_PT" w:bidi="pt_PT"/>
         </w:rPr>
@@ -16302,6 +17506,20 @@
       </w:r>
       <w:r>
         <w:rPr>
+          <w:lang w:val="pt_PT" w:bidi="pt_PT"/>
+        </w:rPr>
+        <w:t>וּ⁠בִנְיָמִ֖ן</w:t>
+      </w:r>
+    </w:p>
+    <w:p>
+      <w:pPr/>
+      <w:r>
+        <w:rPr>
+          <w:lang w:val="pt_PT" w:bidi="pt_PT"/>
+        </w:rPr>
+      </w:r>
+      <w:r>
+        <w:rPr>
           <w:b/>
           <w:lang w:val="pt_PT" w:bidi="pt_PT"/>
         </w:rPr>
@@ -16412,6 +17630,20 @@
       </w:r>
       <w:r>
         <w:rPr>
+          <w:lang w:val="pt_PT" w:bidi="pt_PT"/>
+        </w:rPr>
+        <w:t>וְ⁠גָלֻ֣ת הַֽ⁠חֵל־הַ֠⁠זֶּה</w:t>
+      </w:r>
+    </w:p>
+    <w:p>
+      <w:pPr/>
+      <w:r>
+        <w:rPr>
+          <w:lang w:val="pt_PT" w:bidi="pt_PT"/>
+        </w:rPr>
+      </w:r>
+      <w:r>
+        <w:rPr>
           <w:b/>
           <w:lang w:val="pt_PT" w:bidi="pt_PT"/>
         </w:rPr>
@@ -16524,6 +17756,20 @@
         <w:rPr>
           <w:lang w:val="pt_PT" w:bidi="pt_PT"/>
         </w:rPr>
+      </w:r>
+    </w:p>
+    <w:p>
+      <w:pPr/>
+      <w:r>
+        <w:rPr>
+          <w:lang w:val="pt_PT" w:bidi="pt_PT"/>
+        </w:rPr>
+      </w:r>
+      <w:r>
+        <w:rPr>
+          <w:lang w:val="pt_PT" w:bidi="pt_PT"/>
+        </w:rPr>
+        <w:t>הַ⁠נֶּֽגֶב</w:t>
       </w:r>
     </w:p>
     <w:p>
@@ -16682,6 +17928,20 @@
       </w:r>
       <w:r>
         <w:rPr>
+          <w:lang w:val="pt_PT" w:bidi="pt_PT"/>
+        </w:rPr>
+        <w:t>הַֽ⁠חֵל</w:t>
+      </w:r>
+    </w:p>
+    <w:p>
+      <w:pPr/>
+      <w:r>
+        <w:rPr>
+          <w:lang w:val="pt_PT" w:bidi="pt_PT"/>
+        </w:rPr>
+      </w:r>
+      <w:r>
+        <w:rPr>
           <w:b/>
           <w:lang w:val="pt_PT" w:bidi="pt_PT"/>
         </w:rPr>
@@ -16791,6 +18051,20 @@
       </w:r>
       <w:r>
         <w:rPr>
+          <w:lang w:val="pt_PT" w:bidi="pt_PT"/>
+        </w:rPr>
+        <w:t>לִ⁠בְנֵ֨י יִשְׂרָאֵ֤ל</w:t>
+      </w:r>
+    </w:p>
+    <w:p>
+      <w:pPr/>
+      <w:r>
+        <w:rPr>
+          <w:lang w:val="pt_PT" w:bidi="pt_PT"/>
+        </w:rPr>
+      </w:r>
+      <w:r>
+        <w:rPr>
           <w:b/>
           <w:lang w:val="pt_PT" w:bidi="pt_PT"/>
         </w:rPr>
@@ -16953,6 +18227,20 @@
       </w:r>
       <w:r>
         <w:rPr>
+          <w:lang w:val="pt_PT" w:bidi="pt_PT"/>
+        </w:rPr>
+        <w:t>אֲשֶֽׁר־כְּנַעֲנִים֙</w:t>
+      </w:r>
+    </w:p>
+    <w:p>
+      <w:pPr/>
+      <w:r>
+        <w:rPr>
+          <w:lang w:val="pt_PT" w:bidi="pt_PT"/>
+        </w:rPr>
+      </w:r>
+      <w:r>
+        <w:rPr>
           <w:b/>
           <w:lang w:val="pt_PT" w:bidi="pt_PT"/>
         </w:rPr>
@@ -17069,6 +18357,20 @@
       </w:r>
       <w:r>
         <w:rPr>
+          <w:lang w:val="pt_PT" w:bidi="pt_PT"/>
+        </w:rPr>
+        <w:t>עַד־צָ֣רְפַ֔ת</w:t>
+      </w:r>
+    </w:p>
+    <w:p>
+      <w:pPr/>
+      <w:r>
+        <w:rPr>
+          <w:lang w:val="pt_PT" w:bidi="pt_PT"/>
+        </w:rPr>
+      </w:r>
+      <w:r>
+        <w:rPr>
           <w:b/>
           <w:lang w:val="pt_PT" w:bidi="pt_PT"/>
         </w:rPr>
@@ -17166,6 +18468,20 @@
       </w:r>
       <w:r>
         <w:rPr>
+          <w:lang w:val="pt_PT" w:bidi="pt_PT"/>
+        </w:rPr>
+        <w:t>עַד־צָ֣רְפַ֔ת</w:t>
+      </w:r>
+    </w:p>
+    <w:p>
+      <w:pPr/>
+      <w:r>
+        <w:rPr>
+          <w:lang w:val="pt_PT" w:bidi="pt_PT"/>
+        </w:rPr>
+      </w:r>
+      <w:r>
+        <w:rPr>
           <w:b/>
           <w:lang w:val="pt_PT" w:bidi="pt_PT"/>
         </w:rPr>
@@ -17276,6 +18592,20 @@
       </w:r>
       <w:r>
         <w:rPr>
+          <w:lang w:val="pt_PT" w:bidi="pt_PT"/>
+        </w:rPr>
+        <w:t>וְ⁠גָלֻ֥ת יְרוּשָׁלִַ֖ם</w:t>
+      </w:r>
+    </w:p>
+    <w:p>
+      <w:pPr/>
+      <w:r>
+        <w:rPr>
+          <w:lang w:val="pt_PT" w:bidi="pt_PT"/>
+        </w:rPr>
+      </w:r>
+      <w:r>
+        <w:rPr>
           <w:b/>
           <w:lang w:val="pt_PT" w:bidi="pt_PT"/>
         </w:rPr>
@@ -17399,6 +18729,20 @@
       </w:r>
       <w:r>
         <w:rPr>
+          <w:lang w:val="pt_PT" w:bidi="pt_PT"/>
+        </w:rPr>
+        <w:t>בִּ⁠סְפָרַ֑ד</w:t>
+      </w:r>
+    </w:p>
+    <w:p>
+      <w:pPr/>
+      <w:r>
+        <w:rPr>
+          <w:lang w:val="pt_PT" w:bidi="pt_PT"/>
+        </w:rPr>
+      </w:r>
+      <w:r>
+        <w:rPr>
           <w:b/>
           <w:lang w:val="pt_PT" w:bidi="pt_PT"/>
         </w:rPr>
@@ -17503,6 +18847,20 @@
       </w:r>
       <w:r>
         <w:rPr>
+          <w:lang w:val="pt_PT" w:bidi="pt_PT"/>
+        </w:rPr>
+        <w:t>יִֽרְשׁ֕וּ</w:t>
+      </w:r>
+    </w:p>
+    <w:p>
+      <w:pPr/>
+      <w:r>
+        <w:rPr>
+          <w:lang w:val="pt_PT" w:bidi="pt_PT"/>
+        </w:rPr>
+      </w:r>
+      <w:r>
+        <w:rPr>
           <w:b/>
           <w:lang w:val="pt_PT" w:bidi="pt_PT"/>
         </w:rPr>
@@ -17619,6 +18977,20 @@
       </w:r>
       <w:r>
         <w:rPr>
+          <w:lang w:val="pt_PT" w:bidi="pt_PT"/>
+        </w:rPr>
+        <w:t>וְ⁠עָל֤וּ מֽוֹשִׁעִים֙ בְּ⁠הַ֣ר צִיּ֔וֹן לִ⁠שְׁפֹּ֖ט אֶת־הַ֣ר עֵשָׂ֑ו</w:t>
+      </w:r>
+    </w:p>
+    <w:p>
+      <w:pPr/>
+      <w:r>
+        <w:rPr>
+          <w:lang w:val="pt_PT" w:bidi="pt_PT"/>
+        </w:rPr>
+      </w:r>
+      <w:r>
+        <w:rPr>
           <w:b/>
           <w:lang w:val="pt_PT" w:bidi="pt_PT"/>
         </w:rPr>
@@ -17774,6 +19146,20 @@
       </w:r>
       <w:r>
         <w:rPr>
+          <w:lang w:val="pt_PT" w:bidi="pt_PT"/>
+        </w:rPr>
+        <w:t>מֽוֹשִׁעִים֙</w:t>
+      </w:r>
+    </w:p>
+    <w:p>
+      <w:pPr/>
+      <w:r>
+        <w:rPr>
+          <w:lang w:val="pt_PT" w:bidi="pt_PT"/>
+        </w:rPr>
+      </w:r>
+      <w:r>
+        <w:rPr>
           <w:b/>
           <w:lang w:val="pt_PT" w:bidi="pt_PT"/>
         </w:rPr>
@@ -17863,6 +19249,20 @@
       </w:r>
       <w:r>
         <w:rPr>
+          <w:lang w:val="pt_PT" w:bidi="pt_PT"/>
+        </w:rPr>
+        <w:t>בְּ⁠הַ֣ר צִיּ֔וֹן</w:t>
+      </w:r>
+    </w:p>
+    <w:p>
+      <w:pPr/>
+      <w:r>
+        <w:rPr>
+          <w:lang w:val="pt_PT" w:bidi="pt_PT"/>
+        </w:rPr>
+      </w:r>
+      <w:r>
+        <w:rPr>
           <w:b/>
           <w:lang w:val="pt_PT" w:bidi="pt_PT"/>
         </w:rPr>
@@ -17949,6 +19349,20 @@
         <w:rPr>
           <w:lang w:val="pt_PT" w:bidi="pt_PT"/>
         </w:rPr>
+      </w:r>
+    </w:p>
+    <w:p>
+      <w:pPr/>
+      <w:r>
+        <w:rPr>
+          <w:lang w:val="pt_PT" w:bidi="pt_PT"/>
+        </w:rPr>
+      </w:r>
+      <w:r>
+        <w:rPr>
+          <w:lang w:val="pt_PT" w:bidi="pt_PT"/>
+        </w:rPr>
+        <w:t>אֶת־הַ֣ר עֵשָׂ֑ו</w:t>
       </w:r>
     </w:p>
     <w:p>

--- a/por/docx/31.content.docx
+++ b/por/docx/31.content.docx
@@ -667,6 +667,20 @@
       </w:r>
       <w:r>
         <w:rPr>
+          <w:lang w:val="pt_PT" w:bidi="pt_PT"/>
+        </w:rPr>
+        <w:t>ק֛וּמוּ וְ⁠נָק֥וּמָה עָלֶי⁠הָ לַ⁠מִּלְחָמָֽה</w:t>
+      </w:r>
+    </w:p>
+    <w:p>
+      <w:pPr/>
+      <w:r>
+        <w:rPr>
+          <w:lang w:val="pt_PT" w:bidi="pt_PT"/>
+        </w:rPr>
+      </w:r>
+      <w:r>
+        <w:rPr>
           <w:b/>
           <w:lang w:val="pt_PT" w:bidi="pt_PT"/>
         </w:rPr>
@@ -874,6 +888,20 @@
       </w:r>
       <w:r>
         <w:rPr>
+          <w:lang w:val="pt_PT" w:bidi="pt_PT"/>
+        </w:rPr>
+        <w:t>וְ⁠נָק֥וּמָה עָלֶי⁠הָ</w:t>
+      </w:r>
+    </w:p>
+    <w:p>
+      <w:pPr/>
+      <w:r>
+        <w:rPr>
+          <w:lang w:val="pt_PT" w:bidi="pt_PT"/>
+        </w:rPr>
+      </w:r>
+      <w:r>
+        <w:rPr>
           <w:b/>
           <w:lang w:val="pt_PT" w:bidi="pt_PT"/>
         </w:rPr>
@@ -997,6 +1025,20 @@
       </w:r>
       <w:r>
         <w:rPr>
+          <w:lang w:val="pt_PT" w:bidi="pt_PT"/>
+        </w:rPr>
+        <w:t>וְ⁠נָק֥וּמָה עָלֶי⁠הָ</w:t>
+      </w:r>
+    </w:p>
+    <w:p>
+      <w:pPr/>
+      <w:r>
+        <w:rPr>
+          <w:lang w:val="pt_PT" w:bidi="pt_PT"/>
+        </w:rPr>
+      </w:r>
+      <w:r>
+        <w:rPr>
           <w:b/>
           <w:lang w:val="pt_PT" w:bidi="pt_PT"/>
         </w:rPr>
@@ -1326,6 +1368,20 @@
       </w:r>
       <w:r>
         <w:rPr>
+          <w:lang w:val="pt_PT" w:bidi="pt_PT"/>
+        </w:rPr>
+        <w:t>כֹּֽה־אָמַר֩ אֲדֹנָ֨⁠י יְהוִ֜ה</w:t>
+      </w:r>
+    </w:p>
+    <w:p>
+      <w:pPr/>
+      <w:r>
+        <w:rPr>
+          <w:lang w:val="pt_PT" w:bidi="pt_PT"/>
+        </w:rPr>
+      </w:r>
+      <w:r>
+        <w:rPr>
           <w:b/>
           <w:lang w:val="pt_PT" w:bidi="pt_PT"/>
         </w:rPr>
@@ -1423,6 +1479,20 @@
       </w:r>
       <w:r>
         <w:rPr>
+          <w:lang w:val="pt_PT" w:bidi="pt_PT"/>
+        </w:rPr>
+        <w:t>יְהוִ֜ה</w:t>
+      </w:r>
+    </w:p>
+    <w:p>
+      <w:pPr/>
+      <w:r>
+        <w:rPr>
+          <w:lang w:val="pt_PT" w:bidi="pt_PT"/>
+        </w:rPr>
+      </w:r>
+      <w:r>
+        <w:rPr>
           <w:b/>
           <w:lang w:val="pt_PT" w:bidi="pt_PT"/>
         </w:rPr>
@@ -1930,6 +2000,20 @@
       </w:r>
       <w:r>
         <w:rPr>
+          <w:lang w:val="pt_PT" w:bidi="pt_PT"/>
+        </w:rPr>
+        <w:t>וְ⁠צִיר֙ &amp; שֻׁלָּ֔ח</w:t>
+      </w:r>
+    </w:p>
+    <w:p>
+      <w:pPr/>
+      <w:r>
+        <w:rPr>
+          <w:lang w:val="pt_PT" w:bidi="pt_PT"/>
+        </w:rPr>
+      </w:r>
+      <w:r>
+        <w:rPr>
           <w:b/>
           <w:lang w:val="pt_PT" w:bidi="pt_PT"/>
         </w:rPr>
@@ -2027,6 +2111,20 @@
       </w:r>
       <w:r>
         <w:rPr>
+          <w:lang w:val="pt_PT" w:bidi="pt_PT"/>
+        </w:rPr>
+        <w:t>וְ⁠צִיר֙ &amp; שֻׁלָּ֔ח</w:t>
+      </w:r>
+    </w:p>
+    <w:p>
+      <w:pPr/>
+      <w:r>
+        <w:rPr>
+          <w:lang w:val="pt_PT" w:bidi="pt_PT"/>
+        </w:rPr>
+      </w:r>
+      <w:r>
+        <w:rPr>
           <w:b/>
           <w:lang w:val="pt_PT" w:bidi="pt_PT"/>
         </w:rPr>
@@ -2370,6 +2468,20 @@
       </w:r>
       <w:r>
         <w:rPr>
+          <w:lang w:val="pt_PT" w:bidi="pt_PT"/>
+        </w:rPr>
+        <w:t>קָטֹ֛ן נְתַתִּ֖י⁠ךָ בַּ⁠גּוֹיִ֑ם בָּז֥וּי אַתָּ֖ה מְאֹֽד</w:t>
+      </w:r>
+    </w:p>
+    <w:p>
+      <w:pPr/>
+      <w:r>
+        <w:rPr>
+          <w:lang w:val="pt_PT" w:bidi="pt_PT"/>
+        </w:rPr>
+      </w:r>
+      <w:r>
+        <w:rPr>
           <w:b/>
           <w:lang w:val="pt_PT" w:bidi="pt_PT"/>
         </w:rPr>
@@ -2499,6 +2611,20 @@
       </w:r>
       <w:r>
         <w:rPr>
+          <w:lang w:val="pt_PT" w:bidi="pt_PT"/>
+        </w:rPr>
+        <w:t>קָטֹ֛ן נְתַתִּ֖י⁠ךָ בַּ⁠גּוֹיִ֑ם</w:t>
+      </w:r>
+    </w:p>
+    <w:p>
+      <w:pPr/>
+      <w:r>
+        <w:rPr>
+          <w:lang w:val="pt_PT" w:bidi="pt_PT"/>
+        </w:rPr>
+      </w:r>
+      <w:r>
+        <w:rPr>
           <w:b/>
           <w:lang w:val="pt_PT" w:bidi="pt_PT"/>
         </w:rPr>
@@ -2596,6 +2722,20 @@
       </w:r>
       <w:r>
         <w:rPr>
+          <w:lang w:val="pt_PT" w:bidi="pt_PT"/>
+        </w:rPr>
+        <w:t>בָּז֥וּי אַתָּ֖ה מְאֹֽד</w:t>
+      </w:r>
+    </w:p>
+    <w:p>
+      <w:pPr/>
+      <w:r>
+        <w:rPr>
+          <w:lang w:val="pt_PT" w:bidi="pt_PT"/>
+        </w:rPr>
+      </w:r>
+      <w:r>
+        <w:rPr>
           <w:b/>
           <w:lang w:val="pt_PT" w:bidi="pt_PT"/>
         </w:rPr>
@@ -2693,6 +2833,20 @@
       </w:r>
       <w:r>
         <w:rPr>
+          <w:lang w:val="pt_PT" w:bidi="pt_PT"/>
+        </w:rPr>
+        <w:t>זְד֤וֹן לִבְּ⁠ךָ֙ הִשִּׁיאֶ֔⁠ךָ</w:t>
+      </w:r>
+    </w:p>
+    <w:p>
+      <w:pPr/>
+      <w:r>
+        <w:rPr>
+          <w:lang w:val="pt_PT" w:bidi="pt_PT"/>
+        </w:rPr>
+      </w:r>
+      <w:r>
+        <w:rPr>
           <w:b/>
           <w:lang w:val="pt_PT" w:bidi="pt_PT"/>
         </w:rPr>
@@ -2803,6 +2957,20 @@
       </w:r>
       <w:r>
         <w:rPr>
+          <w:lang w:val="pt_PT" w:bidi="pt_PT"/>
+        </w:rPr>
+        <w:t>זְד֤וֹן לִבְּ⁠ךָ֙ הִשִּׁיאֶ֔⁠ךָ</w:t>
+      </w:r>
+    </w:p>
+    <w:p>
+      <w:pPr/>
+      <w:r>
+        <w:rPr>
+          <w:lang w:val="pt_PT" w:bidi="pt_PT"/>
+        </w:rPr>
+      </w:r>
+      <w:r>
+        <w:rPr>
           <w:b/>
           <w:lang w:val="pt_PT" w:bidi="pt_PT"/>
         </w:rPr>
@@ -3037,6 +3205,20 @@
       </w:r>
       <w:r>
         <w:rPr>
+          <w:lang w:val="pt_PT" w:bidi="pt_PT"/>
+        </w:rPr>
+        <w:t>זְד֤וֹן לִבְּ⁠ךָ֙</w:t>
+      </w:r>
+    </w:p>
+    <w:p>
+      <w:pPr/>
+      <w:r>
+        <w:rPr>
+          <w:lang w:val="pt_PT" w:bidi="pt_PT"/>
+        </w:rPr>
+      </w:r>
+      <w:r>
+        <w:rPr>
           <w:b/>
           <w:lang w:val="pt_PT" w:bidi="pt_PT"/>
         </w:rPr>
@@ -3336,6 +3518,20 @@
       </w:r>
       <w:r>
         <w:rPr>
+          <w:lang w:val="pt_PT" w:bidi="pt_PT"/>
+        </w:rPr>
+        <w:t>בְ⁠חַגְוֵי־סֶּ֖לַע</w:t>
+      </w:r>
+    </w:p>
+    <w:p>
+      <w:pPr/>
+      <w:r>
+        <w:rPr>
+          <w:lang w:val="pt_PT" w:bidi="pt_PT"/>
+        </w:rPr>
+      </w:r>
+      <w:r>
+        <w:rPr>
           <w:b/>
           <w:lang w:val="pt_PT" w:bidi="pt_PT"/>
         </w:rPr>
@@ -3576,6 +3772,20 @@
       </w:r>
       <w:r>
         <w:rPr>
+          <w:lang w:val="pt_PT" w:bidi="pt_PT"/>
+        </w:rPr>
+        <w:t>אֹמֵ֣ר בְּ⁠לִבּ֔⁠וֹ</w:t>
+      </w:r>
+    </w:p>
+    <w:p>
+      <w:pPr/>
+      <w:r>
+        <w:rPr>
+          <w:lang w:val="pt_PT" w:bidi="pt_PT"/>
+        </w:rPr>
+      </w:r>
+      <w:r>
+        <w:rPr>
           <w:b/>
           <w:lang w:val="pt_PT" w:bidi="pt_PT"/>
         </w:rPr>
@@ -3692,6 +3902,20 @@
       </w:r>
       <w:r>
         <w:rPr>
+          <w:lang w:val="pt_PT" w:bidi="pt_PT"/>
+        </w:rPr>
+        <w:t>מִ֥י יוֹרִדֵ֖⁠נִי אָֽרֶץ</w:t>
+      </w:r>
+    </w:p>
+    <w:p>
+      <w:pPr/>
+      <w:r>
+        <w:rPr>
+          <w:lang w:val="pt_PT" w:bidi="pt_PT"/>
+        </w:rPr>
+      </w:r>
+      <w:r>
+        <w:rPr>
           <w:b/>
           <w:lang w:val="pt_PT" w:bidi="pt_PT"/>
         </w:rPr>
@@ -3808,6 +4032,20 @@
       </w:r>
       <w:r>
         <w:rPr>
+          <w:lang w:val="pt_PT" w:bidi="pt_PT"/>
+        </w:rPr>
+        <w:t>אִם־תַּגְבִּ֣יהַּ כַּ⁠נֶּ֔שֶׁר וְ⁠אִם־בֵּ֥ין כּֽוֹכָבִ֖ים שִׂ֣ים קִנֶּ֑⁠ךָ</w:t>
+      </w:r>
+    </w:p>
+    <w:p>
+      <w:pPr/>
+      <w:r>
+        <w:rPr>
+          <w:lang w:val="pt_PT" w:bidi="pt_PT"/>
+        </w:rPr>
+      </w:r>
+      <w:r>
+        <w:rPr>
           <w:b/>
           <w:lang w:val="pt_PT" w:bidi="pt_PT"/>
         </w:rPr>
@@ -3905,6 +4143,20 @@
       </w:r>
       <w:r>
         <w:rPr>
+          <w:lang w:val="pt_PT" w:bidi="pt_PT"/>
+        </w:rPr>
+        <w:t>אִם־תַּגְבִּ֣יהַּ כַּ⁠נֶּ֔שֶׁר וְ⁠אִם־בֵּ֥ין כּֽוֹכָבִ֖ים שִׂ֣ים קִנֶּ֑⁠ךָ</w:t>
+      </w:r>
+    </w:p>
+    <w:p>
+      <w:pPr/>
+      <w:r>
+        <w:rPr>
+          <w:lang w:val="pt_PT" w:bidi="pt_PT"/>
+        </w:rPr>
+      </w:r>
+      <w:r>
+        <w:rPr>
           <w:b/>
           <w:lang w:val="pt_PT" w:bidi="pt_PT"/>
         </w:rPr>
@@ -4490,6 +4742,20 @@
       </w:r>
       <w:r>
         <w:rPr>
+          <w:lang w:val="pt_PT" w:bidi="pt_PT"/>
+        </w:rPr>
+        <w:t>אִם־גַּנָּבִ֤ים בָּאֽוּ־לְ⁠ךָ֙ אִם־שׁ֣וֹדְדֵי לַ֔יְלָה</w:t>
+      </w:r>
+    </w:p>
+    <w:p>
+      <w:pPr/>
+      <w:r>
+        <w:rPr>
+          <w:lang w:val="pt_PT" w:bidi="pt_PT"/>
+        </w:rPr>
+      </w:r>
+      <w:r>
+        <w:rPr>
           <w:b/>
           <w:lang w:val="pt_PT" w:bidi="pt_PT"/>
         </w:rPr>
@@ -4606,6 +4872,20 @@
       </w:r>
       <w:r>
         <w:rPr>
+          <w:lang w:val="pt_PT" w:bidi="pt_PT"/>
+        </w:rPr>
+        <w:t>אֵ֣יךְ נִדְמֵ֔יתָה</w:t>
+      </w:r>
+    </w:p>
+    <w:p>
+      <w:pPr/>
+      <w:r>
+        <w:rPr>
+          <w:lang w:val="pt_PT" w:bidi="pt_PT"/>
+        </w:rPr>
+      </w:r>
+      <w:r>
+        <w:rPr>
           <w:b/>
           <w:lang w:val="pt_PT" w:bidi="pt_PT"/>
         </w:rPr>
@@ -4937,6 +5217,20 @@
       </w:r>
       <w:r>
         <w:rPr>
+          <w:lang w:val="pt_PT" w:bidi="pt_PT"/>
+        </w:rPr>
+        <w:t>אִם־בֹּֽצְרִים֙ בָּ֣אוּ לָ֔⁠ךְ הֲ⁠ל֖וֹא יַשְׁאִ֥ירוּ עֹלֵלֽוֹת</w:t>
+      </w:r>
+    </w:p>
+    <w:p>
+      <w:pPr/>
+      <w:r>
+        <w:rPr>
+          <w:lang w:val="pt_PT" w:bidi="pt_PT"/>
+        </w:rPr>
+      </w:r>
+      <w:r>
+        <w:rPr>
           <w:b/>
           <w:lang w:val="pt_PT" w:bidi="pt_PT"/>
         </w:rPr>
@@ -5561,6 +5855,20 @@
       </w:r>
       <w:r>
         <w:rPr>
+          <w:lang w:val="pt_PT" w:bidi="pt_PT"/>
+        </w:rPr>
+        <w:t>נִבְע֖וּ מַצְפֻּנָֽי⁠ו</w:t>
+      </w:r>
+    </w:p>
+    <w:p>
+      <w:pPr/>
+      <w:r>
+        <w:rPr>
+          <w:lang w:val="pt_PT" w:bidi="pt_PT"/>
+        </w:rPr>
+      </w:r>
+      <w:r>
+        <w:rPr>
           <w:b/>
           <w:lang w:val="pt_PT" w:bidi="pt_PT"/>
         </w:rPr>
@@ -5684,6 +5992,20 @@
       </w:r>
       <w:r>
         <w:rPr>
+          <w:lang w:val="pt_PT" w:bidi="pt_PT"/>
+        </w:rPr>
+        <w:t>עַֽד־הַ⁠גְּב֣וּל שִׁלְּח֗וּ⁠ךָ כֹּ֚ל אַנְשֵׁ֣י בְרִיתֶ֔⁠ךָ</w:t>
+      </w:r>
+    </w:p>
+    <w:p>
+      <w:pPr/>
+      <w:r>
+        <w:rPr>
+          <w:lang w:val="pt_PT" w:bidi="pt_PT"/>
+        </w:rPr>
+      </w:r>
+      <w:r>
+        <w:rPr>
           <w:b/>
           <w:lang w:val="pt_PT" w:bidi="pt_PT"/>
         </w:rPr>
@@ -5807,6 +6129,20 @@
       </w:r>
       <w:r>
         <w:rPr>
+          <w:lang w:val="pt_PT" w:bidi="pt_PT"/>
+        </w:rPr>
+        <w:t>בְרִיתֶ֔⁠ךָ</w:t>
+      </w:r>
+    </w:p>
+    <w:p>
+      <w:pPr/>
+      <w:r>
+        <w:rPr>
+          <w:lang w:val="pt_PT" w:bidi="pt_PT"/>
+        </w:rPr>
+      </w:r>
+      <w:r>
+        <w:rPr>
           <w:b/>
           <w:lang w:val="pt_PT" w:bidi="pt_PT"/>
         </w:rPr>
@@ -6059,6 +6395,20 @@
       </w:r>
       <w:r>
         <w:rPr>
+          <w:lang w:val="pt_PT" w:bidi="pt_PT"/>
+        </w:rPr>
+        <w:t>כֹּ֚ל אַנְשֵׁ֣י בְרִיתֶ֔⁠ךָ &amp; אַנְשֵׁ֣י שְׁלֹמֶ֑⁠ךָ לַחְמְ⁠ךָ֗</w:t>
+      </w:r>
+    </w:p>
+    <w:p>
+      <w:pPr/>
+      <w:r>
+        <w:rPr>
+          <w:lang w:val="pt_PT" w:bidi="pt_PT"/>
+        </w:rPr>
+      </w:r>
+      <w:r>
+        <w:rPr>
           <w:b/>
           <w:lang w:val="pt_PT" w:bidi="pt_PT"/>
         </w:rPr>
@@ -6175,6 +6525,20 @@
       </w:r>
       <w:r>
         <w:rPr>
+          <w:lang w:val="pt_PT" w:bidi="pt_PT"/>
+        </w:rPr>
+        <w:t>לַחְמְ⁠ךָ֗ יָשִׂ֤ימוּ מָזוֹר֙ תַּחְתֶּ֔י⁠ךָ</w:t>
+      </w:r>
+    </w:p>
+    <w:p>
+      <w:pPr/>
+      <w:r>
+        <w:rPr>
+          <w:lang w:val="pt_PT" w:bidi="pt_PT"/>
+        </w:rPr>
+      </w:r>
+      <w:r>
+        <w:rPr>
           <w:b/>
           <w:lang w:val="pt_PT" w:bidi="pt_PT"/>
         </w:rPr>
@@ -6454,6 +6818,20 @@
       </w:r>
       <w:r>
         <w:rPr>
+          <w:lang w:val="pt_PT" w:bidi="pt_PT"/>
+        </w:rPr>
+        <w:t>אֵ֥ין תְּבוּנָ֖ה בּֽ⁠וֹ</w:t>
+      </w:r>
+    </w:p>
+    <w:p>
+      <w:pPr/>
+      <w:r>
+        <w:rPr>
+          <w:lang w:val="pt_PT" w:bidi="pt_PT"/>
+        </w:rPr>
+      </w:r>
+      <w:r>
+        <w:rPr>
           <w:b/>
           <w:lang w:val="pt_PT" w:bidi="pt_PT"/>
         </w:rPr>
@@ -6675,6 +7053,20 @@
         <w:rPr>
           <w:lang w:val="pt_PT" w:bidi="pt_PT"/>
         </w:rPr>
+      </w:r>
+    </w:p>
+    <w:p>
+      <w:pPr/>
+      <w:r>
+        <w:rPr>
+          <w:lang w:val="pt_PT" w:bidi="pt_PT"/>
+        </w:rPr>
+      </w:r>
+      <w:r>
+        <w:rPr>
+          <w:lang w:val="pt_PT" w:bidi="pt_PT"/>
+        </w:rPr>
+        <w:t>הֲ⁠ל֛וֹא בַּ⁠יּ֥וֹם הַ⁠ה֖וּא &amp; וְ⁠הַאֲבַדְתִּ֤י חֲכָמִים֙ מֵֽ⁠אֱד֔וֹם</w:t>
       </w:r>
     </w:p>
     <w:p>
@@ -9265,6 +9657,20 @@
       </w:r>
       <w:r>
         <w:rPr>
+          <w:lang w:val="pt_PT" w:bidi="pt_PT"/>
+        </w:rPr>
+        <w:t>תְּכַסְּ⁠ךָ֣ בוּשָׁ֑ה</w:t>
+      </w:r>
+    </w:p>
+    <w:p>
+      <w:pPr/>
+      <w:r>
+        <w:rPr>
+          <w:lang w:val="pt_PT" w:bidi="pt_PT"/>
+        </w:rPr>
+      </w:r>
+      <w:r>
+        <w:rPr>
           <w:b/>
           <w:lang w:val="pt_PT" w:bidi="pt_PT"/>
         </w:rPr>
@@ -9401,6 +9807,20 @@
       </w:r>
       <w:r>
         <w:rPr>
+          <w:lang w:val="pt_PT" w:bidi="pt_PT"/>
+        </w:rPr>
+        <w:t>וְ⁠נִכְרַ֖תָּ</w:t>
+      </w:r>
+    </w:p>
+    <w:p>
+      <w:pPr/>
+      <w:r>
+        <w:rPr>
+          <w:lang w:val="pt_PT" w:bidi="pt_PT"/>
+        </w:rPr>
+      </w:r>
+      <w:r>
+        <w:rPr>
           <w:b/>
           <w:lang w:val="pt_PT" w:bidi="pt_PT"/>
         </w:rPr>
@@ -9498,6 +9918,20 @@
       </w:r>
       <w:r>
         <w:rPr>
+          <w:lang w:val="pt_PT" w:bidi="pt_PT"/>
+        </w:rPr>
+        <w:t>וְ⁠נִכְרַ֖תָּ</w:t>
+      </w:r>
+    </w:p>
+    <w:p>
+      <w:pPr/>
+      <w:r>
+        <w:rPr>
+          <w:lang w:val="pt_PT" w:bidi="pt_PT"/>
+        </w:rPr>
+      </w:r>
+      <w:r>
+        <w:rPr>
           <w:b/>
           <w:lang w:val="pt_PT" w:bidi="pt_PT"/>
         </w:rPr>
@@ -9584,6 +10018,20 @@
         <w:rPr>
           <w:lang w:val="pt_PT" w:bidi="pt_PT"/>
         </w:rPr>
+      </w:r>
+    </w:p>
+    <w:p>
+      <w:pPr/>
+      <w:r>
+        <w:rPr>
+          <w:lang w:val="pt_PT" w:bidi="pt_PT"/>
+        </w:rPr>
+      </w:r>
+      <w:r>
+        <w:rPr>
+          <w:lang w:val="pt_PT" w:bidi="pt_PT"/>
+        </w:rPr>
+        <w:t>וְ⁠נִכְרַ֖תָּ</w:t>
       </w:r>
     </w:p>
     <w:p>
@@ -9873,6 +10321,20 @@
       </w:r>
       <w:r>
         <w:rPr>
+          <w:lang w:val="pt_PT" w:bidi="pt_PT"/>
+        </w:rPr>
+        <w:t>שְׁב֥וֹת זָרִ֖ים חֵיל֑⁠וֹ וְ⁠נָכְרִ֞ים בָּ֣אוּ שְׁעָרָ֗יו</w:t>
+      </w:r>
+    </w:p>
+    <w:p>
+      <w:pPr/>
+      <w:r>
+        <w:rPr>
+          <w:lang w:val="pt_PT" w:bidi="pt_PT"/>
+        </w:rPr>
+      </w:r>
+      <w:r>
+        <w:rPr>
           <w:b/>
           <w:lang w:val="pt_PT" w:bidi="pt_PT"/>
         </w:rPr>
@@ -9978,6 +10440,20 @@
         <w:rPr>
           <w:lang w:val="pt_PT" w:bidi="pt_PT"/>
         </w:rPr>
+      </w:r>
+    </w:p>
+    <w:p>
+      <w:pPr/>
+      <w:r>
+        <w:rPr>
+          <w:lang w:val="pt_PT" w:bidi="pt_PT"/>
+        </w:rPr>
+      </w:r>
+      <w:r>
+        <w:rPr>
+          <w:lang w:val="pt_PT" w:bidi="pt_PT"/>
+        </w:rPr>
+        <w:t>חֵיל֑⁠וֹ &amp; שְׁעָרָ֗יו</w:t>
       </w:r>
     </w:p>
     <w:p>
@@ -10993,6 +11469,20 @@
       </w:r>
       <w:r>
         <w:rPr>
+          <w:lang w:val="pt_PT" w:bidi="pt_PT"/>
+        </w:rPr>
+        <w:t>בְ⁠יוֹם־אָחִ֨י⁠ךָ֙ בְּ⁠י֣וֹם נָכְר֔⁠וֹ</w:t>
+      </w:r>
+    </w:p>
+    <w:p>
+      <w:pPr/>
+      <w:r>
+        <w:rPr>
+          <w:lang w:val="pt_PT" w:bidi="pt_PT"/>
+        </w:rPr>
+      </w:r>
+      <w:r>
+        <w:rPr>
           <w:b/>
           <w:lang w:val="pt_PT" w:bidi="pt_PT"/>
         </w:rPr>
@@ -11530,6 +12020,20 @@
       </w:r>
       <w:r>
         <w:rPr>
+          <w:lang w:val="pt_PT" w:bidi="pt_PT"/>
+        </w:rPr>
+        <w:t>וְ⁠אַל־תַּגְדֵּ֥ל פִּ֖י⁠ךָ</w:t>
+      </w:r>
+    </w:p>
+    <w:p>
+      <w:pPr/>
+      <w:r>
+        <w:rPr>
+          <w:lang w:val="pt_PT" w:bidi="pt_PT"/>
+        </w:rPr>
+      </w:r>
+      <w:r>
+        <w:rPr>
           <w:b/>
           <w:lang w:val="pt_PT" w:bidi="pt_PT"/>
         </w:rPr>
@@ -11642,6 +12146,20 @@
         <w:rPr>
           <w:lang w:val="pt_PT" w:bidi="pt_PT"/>
         </w:rPr>
+      </w:r>
+    </w:p>
+    <w:p>
+      <w:pPr/>
+      <w:r>
+        <w:rPr>
+          <w:lang w:val="pt_PT" w:bidi="pt_PT"/>
+        </w:rPr>
+      </w:r>
+      <w:r>
+        <w:rPr>
+          <w:lang w:val="pt_PT" w:bidi="pt_PT"/>
+        </w:rPr>
+        <w:t>בְּ⁠י֣וֹם אֵידָ֔⁠ם &amp; בְּ⁠י֣וֹם אֵיד֑⁠וֹ &amp; בְּ⁠י֥וֹם אֵידֽ⁠וֹ</w:t>
       </w:r>
     </w:p>
     <w:p>
@@ -12054,6 +12572,20 @@
       </w:r>
       <w:r>
         <w:rPr>
+          <w:lang w:val="pt_PT" w:bidi="pt_PT"/>
+        </w:rPr>
+        <w:t>אַל־תֵּ֧רֶא</w:t>
+      </w:r>
+    </w:p>
+    <w:p>
+      <w:pPr/>
+      <w:r>
+        <w:rPr>
+          <w:lang w:val="pt_PT" w:bidi="pt_PT"/>
+        </w:rPr>
+      </w:r>
+      <w:r>
+        <w:rPr>
           <w:b/>
           <w:lang w:val="pt_PT" w:bidi="pt_PT"/>
         </w:rPr>
@@ -12319,6 +12851,20 @@
       </w:r>
       <w:r>
         <w:rPr>
+          <w:lang w:val="pt_PT" w:bidi="pt_PT"/>
+        </w:rPr>
+        <w:t>הַ⁠פֶּ֔רֶק</w:t>
+      </w:r>
+    </w:p>
+    <w:p>
+      <w:pPr/>
+      <w:r>
+        <w:rPr>
+          <w:lang w:val="pt_PT" w:bidi="pt_PT"/>
+        </w:rPr>
+      </w:r>
+      <w:r>
+        <w:rPr>
           <w:b/>
           <w:lang w:val="pt_PT" w:bidi="pt_PT"/>
         </w:rPr>
@@ -12571,6 +13117,20 @@
       </w:r>
       <w:r>
         <w:rPr>
+          <w:lang w:val="pt_PT" w:bidi="pt_PT"/>
+        </w:rPr>
+        <w:t>וְ⁠אַל־תַּסְגֵּ֥ר שְׂרִידָ֖י⁠ו</w:t>
+      </w:r>
+    </w:p>
+    <w:p>
+      <w:pPr/>
+      <w:r>
+        <w:rPr>
+          <w:lang w:val="pt_PT" w:bidi="pt_PT"/>
+        </w:rPr>
+      </w:r>
+      <w:r>
+        <w:rPr>
           <w:b/>
           <w:lang w:val="pt_PT" w:bidi="pt_PT"/>
         </w:rPr>
@@ -12687,6 +13247,20 @@
       </w:r>
       <w:r>
         <w:rPr>
+          <w:lang w:val="pt_PT" w:bidi="pt_PT"/>
+        </w:rPr>
+        <w:t>כִּֽי־קָר֥וֹב יוֹם־יְהוָ֖ה עַל־כָּל־הַ⁠גּוֹיִ֑ם כַּ⁠אֲשֶׁ֤ר עָשִׂ֨יתָ֙ יֵעָ֣שֶׂה לָּ֔⁠ךְ גְּמֻלְ⁠ךָ֖ יָשׁ֥וּב בְּ⁠רֹאשֶֽׁ⁠ךָ</w:t>
+      </w:r>
+    </w:p>
+    <w:p>
+      <w:pPr/>
+      <w:r>
+        <w:rPr>
+          <w:lang w:val="pt_PT" w:bidi="pt_PT"/>
+        </w:rPr>
+      </w:r>
+      <w:r>
+        <w:rPr>
           <w:b/>
           <w:lang w:val="pt_PT" w:bidi="pt_PT"/>
         </w:rPr>
@@ -13233,6 +13807,20 @@
       </w:r>
       <w:r>
         <w:rPr>
+          <w:lang w:val="pt_PT" w:bidi="pt_PT"/>
+        </w:rPr>
+        <w:t>גְּמֻלְ⁠ךָ֖ יָשׁ֥וּב בְּ⁠רֹאשֶֽׁ⁠ךָ</w:t>
+      </w:r>
+    </w:p>
+    <w:p>
+      <w:pPr/>
+      <w:r>
+        <w:rPr>
+          <w:lang w:val="pt_PT" w:bidi="pt_PT"/>
+        </w:rPr>
+      </w:r>
+      <w:r>
+        <w:rPr>
           <w:b/>
           <w:lang w:val="pt_PT" w:bidi="pt_PT"/>
         </w:rPr>
@@ -13345,6 +13933,20 @@
         <w:rPr>
           <w:lang w:val="pt_PT" w:bidi="pt_PT"/>
         </w:rPr>
+      </w:r>
+    </w:p>
+    <w:p>
+      <w:pPr/>
+      <w:r>
+        <w:rPr>
+          <w:lang w:val="pt_PT" w:bidi="pt_PT"/>
+        </w:rPr>
+      </w:r>
+      <w:r>
+        <w:rPr>
+          <w:lang w:val="pt_PT" w:bidi="pt_PT"/>
+        </w:rPr>
+        <w:t>בְּ⁠רֹאשֶֽׁ⁠ךָ</w:t>
       </w:r>
     </w:p>
     <w:p>
@@ -14013,6 +14615,20 @@
       </w:r>
       <w:r>
         <w:rPr>
+          <w:lang w:val="pt_PT" w:bidi="pt_PT"/>
+        </w:rPr>
+        <w:t>יִשְׁתּ֥וּ כָֽל־הַ⁠גּוֹיִ֖ם תָּמִ֑יד</w:t>
+      </w:r>
+    </w:p>
+    <w:p>
+      <w:pPr/>
+      <w:r>
+        <w:rPr>
+          <w:lang w:val="pt_PT" w:bidi="pt_PT"/>
+        </w:rPr>
+      </w:r>
+      <w:r>
+        <w:rPr>
           <w:b/>
           <w:lang w:val="pt_PT" w:bidi="pt_PT"/>
         </w:rPr>
@@ -14287,6 +14903,20 @@
         <w:rPr>
           <w:lang w:val="pt_PT" w:bidi="pt_PT"/>
         </w:rPr>
+      </w:r>
+    </w:p>
+    <w:p>
+      <w:pPr/>
+      <w:r>
+        <w:rPr>
+          <w:lang w:val="pt_PT" w:bidi="pt_PT"/>
+        </w:rPr>
+      </w:r>
+      <w:r>
+        <w:rPr>
+          <w:lang w:val="pt_PT" w:bidi="pt_PT"/>
+        </w:rPr>
+        <w:t>וְ⁠שָׁת֣וּ וְ⁠לָע֔וּ</w:t>
       </w:r>
     </w:p>
     <w:p>
@@ -14692,6 +15322,20 @@
       </w:r>
       <w:r>
         <w:rPr>
+          <w:lang w:val="pt_PT" w:bidi="pt_PT"/>
+        </w:rPr>
+        <w:t>וְ⁠הָ֣יָה קֹ֑דֶשׁ</w:t>
+      </w:r>
+    </w:p>
+    <w:p>
+      <w:pPr/>
+      <w:r>
+        <w:rPr>
+          <w:lang w:val="pt_PT" w:bidi="pt_PT"/>
+        </w:rPr>
+      </w:r>
+      <w:r>
+        <w:rPr>
           <w:b/>
           <w:lang w:val="pt_PT" w:bidi="pt_PT"/>
         </w:rPr>
@@ -15075,6 +15719,20 @@
       </w:r>
       <w:r>
         <w:rPr>
+          <w:lang w:val="pt_PT" w:bidi="pt_PT"/>
+        </w:rPr>
+        <w:t>וְ⁠הָיָה֩ בֵית־יַעֲקֹ֨ב אֵ֜שׁ וּ⁠בֵ֧ית יוֹסֵ֣ף לֶהָבָ֗ה</w:t>
+      </w:r>
+    </w:p>
+    <w:p>
+      <w:pPr/>
+      <w:r>
+        <w:rPr>
+          <w:lang w:val="pt_PT" w:bidi="pt_PT"/>
+        </w:rPr>
+      </w:r>
+      <w:r>
+        <w:rPr>
           <w:b/>
           <w:lang w:val="pt_PT" w:bidi="pt_PT"/>
         </w:rPr>
@@ -15463,6 +16121,20 @@
       </w:r>
       <w:r>
         <w:rPr>
+          <w:lang w:val="pt_PT" w:bidi="pt_PT"/>
+        </w:rPr>
+        <w:t>וּ⁠בֵ֤ית עֵשָׂו֙ &amp; לְ⁠בֵ֣ית עֵשָׂ֔ו</w:t>
+      </w:r>
+    </w:p>
+    <w:p>
+      <w:pPr/>
+      <w:r>
+        <w:rPr>
+          <w:lang w:val="pt_PT" w:bidi="pt_PT"/>
+        </w:rPr>
+      </w:r>
+      <w:r>
+        <w:rPr>
           <w:b/>
           <w:lang w:val="pt_PT" w:bidi="pt_PT"/>
         </w:rPr>
@@ -16989,6 +17661,20 @@
       </w:r>
       <w:r>
         <w:rPr>
+          <w:lang w:val="pt_PT" w:bidi="pt_PT"/>
+        </w:rPr>
+        <w:t>וְ⁠הַ⁠שְּׁפֵלָה֙ אֶת־פְּלִשְׁתִּ֔ים</w:t>
+      </w:r>
+    </w:p>
+    <w:p>
+      <w:pPr/>
+      <w:r>
+        <w:rPr>
+          <w:lang w:val="pt_PT" w:bidi="pt_PT"/>
+        </w:rPr>
+      </w:r>
+      <w:r>
+        <w:rPr>
           <w:b/>
           <w:lang w:val="pt_PT" w:bidi="pt_PT"/>
         </w:rPr>
@@ -17230,6 +17916,20 @@
         <w:rPr>
           <w:lang w:val="pt_PT" w:bidi="pt_PT"/>
         </w:rPr>
+      </w:r>
+    </w:p>
+    <w:p>
+      <w:pPr/>
+      <w:r>
+        <w:rPr>
+          <w:lang w:val="pt_PT" w:bidi="pt_PT"/>
+        </w:rPr>
+      </w:r>
+      <w:r>
+        <w:rPr>
+          <w:lang w:val="pt_PT" w:bidi="pt_PT"/>
+        </w:rPr>
+        <w:t>וְ⁠יָרְשׁוּ֙</w:t>
       </w:r>
     </w:p>
     <w:p>
@@ -19479,6 +20179,20 @@
         <w:rPr>
           <w:lang w:val="pt_PT" w:bidi="pt_PT"/>
         </w:rPr>
+      </w:r>
+    </w:p>
+    <w:p>
+      <w:pPr/>
+      <w:r>
+        <w:rPr>
+          <w:lang w:val="pt_PT" w:bidi="pt_PT"/>
+        </w:rPr>
+      </w:r>
+      <w:r>
+        <w:rPr>
+          <w:lang w:val="pt_PT" w:bidi="pt_PT"/>
+        </w:rPr>
+        <w:t>וְ⁠הָיְתָ֥ה לַֽ⁠יהוָ֖ה הַ⁠מְּלוּכָֽה</w:t>
       </w:r>
     </w:p>
     <w:p>

--- a/por/docx/31.content.docx
+++ b/por/docx/31.content.docx
@@ -10323,7 +10323,7 @@
         <w:rPr>
           <w:lang w:val="pt_PT" w:bidi="pt_PT"/>
         </w:rPr>
-        <w:t>שְׁב֥וֹת זָרִ֖ים חֵיל֑⁠וֹ וְ⁠נָכְרִ֞ים בָּ֣אוּ שְׁעָרָ֗יו</w:t>
+        <w:t>שְׁב֥וֹת זָרִ֖ים חֵיל֑⁠וֹ וְ⁠נָכְרִ֞ים בָּ֣אוּ שער⁠ו</w:t>
       </w:r>
     </w:p>
     <w:p>
@@ -10453,7 +10453,7 @@
         <w:rPr>
           <w:lang w:val="pt_PT" w:bidi="pt_PT"/>
         </w:rPr>
-        <w:t>חֵיל֑⁠וֹ &amp; שְׁעָרָ֗יו</w:t>
+        <w:t>חֵיל֑⁠וֹ &amp; שער⁠ו</w:t>
       </w:r>
     </w:p>
     <w:p>
@@ -10743,7 +10743,7 @@
         <w:rPr>
           <w:lang w:val="pt_PT" w:bidi="pt_PT"/>
         </w:rPr>
-        <w:t>שְׁעָרָ֗יו</w:t>
+        <w:t>שער⁠ו</w:t>
       </w:r>
     </w:p>
     <w:p>
